--- a/Research_Proposal/proposal.docx
+++ b/Research_Proposal/proposal.docx
@@ -8,11 +8,7 @@
         <w:widowControl/>
         <w:jc w:val="center"/>
         <w:rPr>
-          <w:rStyle w:val="10"/>
-          <w:rFonts w:hint="default" w:ascii="Arial" w:hAnsi="Arial" w:cs="Arial"/>
-          <w:b/>
-          <w:sz w:val="30"/>
-          <w:szCs w:val="30"/>
+          <w:rFonts w:hint="default"/>
         </w:rPr>
       </w:pPr>
       <w:r>
@@ -38,8 +34,6 @@
           <w:szCs w:val="28"/>
         </w:rPr>
       </w:pPr>
-      <w:bookmarkStart w:id="0" w:name="_GoBack"/>
-      <w:bookmarkEnd w:id="0"/>
       <w:r>
         <w:rPr>
           <w:rFonts w:ascii="Arial" w:hAnsi="Arial" w:cs="Arial"/>
@@ -121,26 +115,332 @@
         <w:pStyle w:val="3"/>
         <w:widowControl/>
         <w:rPr>
-          <w:rFonts w:hint="default" w:ascii="Arial" w:hAnsi="Arial" w:cs="Arial"/>
-          <w:sz w:val="28"/>
-          <w:szCs w:val="28"/>
-        </w:rPr>
-      </w:pPr>
-      <w:r>
-        <w:rPr>
           <w:rStyle w:val="10"/>
           <w:rFonts w:hint="default" w:ascii="Arial" w:hAnsi="Arial" w:cs="Arial"/>
           <w:b/>
           <w:sz w:val="28"/>
           <w:szCs w:val="28"/>
         </w:rPr>
+      </w:pPr>
+      <w:r>
+        <w:rPr>
+          <w:rStyle w:val="10"/>
+          <w:rFonts w:hint="default" w:ascii="Arial" w:hAnsi="Arial" w:cs="Arial"/>
+          <w:b/>
+          <w:sz w:val="28"/>
+          <w:szCs w:val="28"/>
+        </w:rPr>
         <w:t>Literature Review</w:t>
       </w:r>
     </w:p>
     <w:p>
       <w:pPr>
-        <w:pStyle w:val="4"/>
+        <w:pStyle w:val="7"/>
+        <w:keepNext w:val="0"/>
+        <w:keepLines w:val="0"/>
         <w:widowControl/>
+        <w:suppressLineNumbers w:val="0"/>
+        <w:pBdr>
+          <w:top w:val="none" w:color="auto" w:sz="0" w:space="0"/>
+          <w:left w:val="none" w:color="auto" w:sz="0" w:space="0"/>
+          <w:bottom w:val="none" w:color="auto" w:sz="0" w:space="0"/>
+          <w:right w:val="none" w:color="auto" w:sz="0" w:space="0"/>
+        </w:pBdr>
+        <w:spacing w:before="0" w:beforeAutospacing="1" w:after="0" w:afterAutospacing="1"/>
+        <w:ind w:left="0" w:right="0" w:firstLine="0"/>
+        <w:jc w:val="left"/>
+        <w:textAlignment w:val="baseline"/>
+        <w:rPr>
+          <w:b w:val="0"/>
+          <w:bCs w:val="0"/>
+          <w:i w:val="0"/>
+          <w:iCs w:val="0"/>
+          <w:color w:val="auto"/>
+        </w:rPr>
+      </w:pPr>
+      <w:r>
+        <w:rPr>
+          <w:rFonts w:ascii="Arial" w:hAnsi="Arial" w:eastAsia="Segoe UI" w:cs="Arial"/>
+          <w:b w:val="0"/>
+          <w:bCs w:val="0"/>
+          <w:i w:val="0"/>
+          <w:iCs w:val="0"/>
+          <w:caps w:val="0"/>
+          <w:color w:val="auto"/>
+          <w:spacing w:val="0"/>
+          <w:sz w:val="21"/>
+          <w:szCs w:val="21"/>
+          <w:bdr w:val="none" w:color="auto" w:sz="0" w:space="0"/>
+          <w:shd w:val="clear" w:fill="FFFFFF"/>
+          <w:vertAlign w:val="baseline"/>
+          <w:lang w:val="en-US"/>
+        </w:rPr>
+        <w:t>Congestion is an existing problem in Singapore’s MRT stations. Online searches using keywords such as “Singapore,” “MRT,” “congestion,” and “crowd” yield a substantial number of results over a</w:t>
+      </w:r>
+      <w:r>
+        <w:rPr>
+          <w:rFonts w:hint="default" w:ascii="Arial" w:hAnsi="Arial" w:eastAsia="Segoe UI" w:cs="Arial"/>
+          <w:b w:val="0"/>
+          <w:bCs w:val="0"/>
+          <w:i w:val="0"/>
+          <w:iCs w:val="0"/>
+          <w:caps w:val="0"/>
+          <w:color w:val="auto"/>
+          <w:spacing w:val="0"/>
+          <w:sz w:val="21"/>
+          <w:szCs w:val="21"/>
+          <w:bdr w:val="none" w:color="auto" w:sz="0" w:space="0"/>
+          <w:shd w:val="clear" w:fill="FFFFFF"/>
+          <w:vertAlign w:val="baseline"/>
+          <w:lang w:val="en-US"/>
+        </w:rPr>
+        <w:t> long-time span and at high frequency; typical examples include reports by Yee (2025), Romero (2025), and Chelvan (2026).</w:t>
+      </w:r>
+      <w:r>
+        <w:rPr>
+          <w:rFonts w:hint="default" w:ascii="Arial" w:hAnsi="Arial" w:eastAsia="Segoe UI" w:cs="Arial"/>
+          <w:b w:val="0"/>
+          <w:bCs w:val="0"/>
+          <w:i w:val="0"/>
+          <w:iCs w:val="0"/>
+          <w:caps w:val="0"/>
+          <w:color w:val="auto"/>
+          <w:spacing w:val="0"/>
+          <w:sz w:val="21"/>
+          <w:szCs w:val="21"/>
+          <w:bdr w:val="none" w:color="auto" w:sz="0" w:space="0"/>
+          <w:shd w:val="clear" w:fill="FFFFFF"/>
+          <w:vertAlign w:val="baseline"/>
+        </w:rPr>
+        <w:t> </w:t>
+      </w:r>
+    </w:p>
+    <w:p>
+      <w:pPr>
+        <w:pStyle w:val="7"/>
+        <w:keepNext w:val="0"/>
+        <w:keepLines w:val="0"/>
+        <w:widowControl/>
+        <w:suppressLineNumbers w:val="0"/>
+        <w:pBdr>
+          <w:top w:val="none" w:color="auto" w:sz="0" w:space="0"/>
+          <w:left w:val="none" w:color="auto" w:sz="0" w:space="0"/>
+          <w:bottom w:val="none" w:color="auto" w:sz="0" w:space="0"/>
+          <w:right w:val="none" w:color="auto" w:sz="0" w:space="0"/>
+        </w:pBdr>
+        <w:spacing w:before="0" w:beforeAutospacing="1" w:after="0" w:afterAutospacing="1"/>
+        <w:ind w:left="0" w:right="0" w:firstLine="0"/>
+        <w:jc w:val="left"/>
+        <w:textAlignment w:val="baseline"/>
+        <w:rPr>
+          <w:b w:val="0"/>
+          <w:bCs w:val="0"/>
+          <w:i w:val="0"/>
+          <w:iCs w:val="0"/>
+          <w:color w:val="auto"/>
+        </w:rPr>
+      </w:pPr>
+      <w:r>
+        <w:rPr>
+          <w:rFonts w:hint="default" w:ascii="Arial" w:hAnsi="Arial" w:eastAsia="Segoe UI" w:cs="Arial"/>
+          <w:b w:val="0"/>
+          <w:bCs w:val="0"/>
+          <w:i w:val="0"/>
+          <w:iCs w:val="0"/>
+          <w:caps w:val="0"/>
+          <w:color w:val="auto"/>
+          <w:spacing w:val="0"/>
+          <w:sz w:val="21"/>
+          <w:szCs w:val="21"/>
+          <w:bdr w:val="none" w:color="auto" w:sz="0" w:space="0"/>
+          <w:shd w:val="clear" w:fill="FFFFFF"/>
+          <w:vertAlign w:val="baseline"/>
+          <w:lang w:val="en-US"/>
+        </w:rPr>
+        <w:t>However, the severity of congestion is not uniform across stations. By analyzing data from the Land Transport Authority DataMall and other sources, Tan (2026) found that passenger flow distribution is highly uneven, with a small number of MRT stations handling a disproportionately large share of passengers. A consistent result is reported by Admin (2025), which indicates that 20% of the daily MRT passenger flow is carried by the 10 busiest stations. Therefore, station-level optimization targeting the most congested stations is potentially beneficial.</w:t>
+      </w:r>
+      <w:r>
+        <w:rPr>
+          <w:rFonts w:hint="default" w:ascii="Arial" w:hAnsi="Arial" w:eastAsia="Segoe UI" w:cs="Arial"/>
+          <w:b w:val="0"/>
+          <w:bCs w:val="0"/>
+          <w:i w:val="0"/>
+          <w:iCs w:val="0"/>
+          <w:caps w:val="0"/>
+          <w:color w:val="auto"/>
+          <w:spacing w:val="0"/>
+          <w:sz w:val="21"/>
+          <w:szCs w:val="21"/>
+          <w:bdr w:val="none" w:color="auto" w:sz="0" w:space="0"/>
+          <w:shd w:val="clear" w:fill="FFFFFF"/>
+          <w:vertAlign w:val="baseline"/>
+          <w:lang w:eastAsia="zh-CN"/>
+        </w:rPr>
+        <w:t> </w:t>
+      </w:r>
+      <w:r>
+        <w:rPr>
+          <w:rFonts w:hint="default" w:ascii="Arial" w:hAnsi="Arial" w:eastAsia="Segoe UI" w:cs="Arial"/>
+          <w:b w:val="0"/>
+          <w:bCs w:val="0"/>
+          <w:i w:val="0"/>
+          <w:iCs w:val="0"/>
+          <w:caps w:val="0"/>
+          <w:color w:val="auto"/>
+          <w:spacing w:val="0"/>
+          <w:sz w:val="21"/>
+          <w:szCs w:val="21"/>
+          <w:bdr w:val="none" w:color="auto" w:sz="0" w:space="0"/>
+          <w:shd w:val="clear" w:fill="FFFFFF"/>
+          <w:vertAlign w:val="baseline"/>
+          <w:lang w:val="en-US"/>
+        </w:rPr>
+        <w:t>GIven the above conclusion, this study has chosen Raffles Place MRT station as it is one of the most congested MRT stations in Singapore.</w:t>
+      </w:r>
+      <w:r>
+        <w:rPr>
+          <w:rFonts w:hint="default" w:ascii="Arial" w:hAnsi="Arial" w:eastAsia="Segoe UI" w:cs="Arial"/>
+          <w:b w:val="0"/>
+          <w:bCs w:val="0"/>
+          <w:i w:val="0"/>
+          <w:iCs w:val="0"/>
+          <w:caps w:val="0"/>
+          <w:color w:val="auto"/>
+          <w:spacing w:val="0"/>
+          <w:sz w:val="21"/>
+          <w:szCs w:val="21"/>
+          <w:bdr w:val="none" w:color="auto" w:sz="0" w:space="0"/>
+          <w:shd w:val="clear" w:fill="FFFFFF"/>
+          <w:vertAlign w:val="baseline"/>
+        </w:rPr>
+        <w:t> </w:t>
+      </w:r>
+    </w:p>
+    <w:p>
+      <w:pPr>
+        <w:pStyle w:val="7"/>
+        <w:keepNext w:val="0"/>
+        <w:keepLines w:val="0"/>
+        <w:widowControl/>
+        <w:suppressLineNumbers w:val="0"/>
+        <w:pBdr>
+          <w:top w:val="none" w:color="auto" w:sz="0" w:space="0"/>
+          <w:left w:val="none" w:color="auto" w:sz="0" w:space="0"/>
+          <w:bottom w:val="none" w:color="auto" w:sz="0" w:space="0"/>
+          <w:right w:val="none" w:color="auto" w:sz="0" w:space="0"/>
+        </w:pBdr>
+        <w:spacing w:before="0" w:beforeAutospacing="1" w:after="0" w:afterAutospacing="1"/>
+        <w:ind w:left="0" w:right="0" w:firstLine="0"/>
+        <w:jc w:val="left"/>
+        <w:textAlignment w:val="baseline"/>
+        <w:rPr>
+          <w:b w:val="0"/>
+          <w:bCs w:val="0"/>
+          <w:i w:val="0"/>
+          <w:iCs w:val="0"/>
+          <w:color w:val="auto"/>
+        </w:rPr>
+      </w:pPr>
+      <w:r>
+        <w:rPr>
+          <w:rFonts w:hint="default" w:ascii="Arial" w:hAnsi="Arial" w:eastAsia="Segoe UI" w:cs="Arial"/>
+          <w:b w:val="0"/>
+          <w:bCs w:val="0"/>
+          <w:i w:val="0"/>
+          <w:iCs w:val="0"/>
+          <w:caps w:val="0"/>
+          <w:color w:val="auto"/>
+          <w:spacing w:val="0"/>
+          <w:sz w:val="21"/>
+          <w:szCs w:val="21"/>
+          <w:bdr w:val="none" w:color="auto" w:sz="0" w:space="0"/>
+          <w:shd w:val="clear" w:fill="FFFFFF"/>
+          <w:vertAlign w:val="baseline"/>
+          <w:lang w:val="en-US"/>
+        </w:rPr>
+        <w:t>Government efforts have been made to alleviate peak-period pressure in MRT stations. In one case, the Land Transport Authority increased train frequency to accommodate high passenger volumes (Tan, 2020). The impact of another potential solution—providing alternatives such as buses and taxis—is relatively limited, as the capacity of the MRT system far exceeds that of road transport (Tang, 2017). For instance, a single MRT train has a capacity equivalent to approximately 15 buses. Station-level flow management measures are also used; however, they are currently part of incident management plans and are typically implemented only during special events or large crowd gatherings (Ministry of Transport, 2022). To date, no research or public documentation appears to have proposed station-level crowd management as a routine optimization strategy for congestion.</w:t>
+      </w:r>
+      <w:r>
+        <w:rPr>
+          <w:rFonts w:hint="default" w:ascii="Arial" w:hAnsi="Arial" w:eastAsia="Segoe UI" w:cs="Arial"/>
+          <w:b w:val="0"/>
+          <w:bCs w:val="0"/>
+          <w:i w:val="0"/>
+          <w:iCs w:val="0"/>
+          <w:caps w:val="0"/>
+          <w:color w:val="auto"/>
+          <w:spacing w:val="0"/>
+          <w:sz w:val="21"/>
+          <w:szCs w:val="21"/>
+          <w:bdr w:val="none" w:color="auto" w:sz="0" w:space="0"/>
+          <w:shd w:val="clear" w:fill="FFFFFF"/>
+          <w:vertAlign w:val="baseline"/>
+        </w:rPr>
+        <w:t> </w:t>
+      </w:r>
+    </w:p>
+    <w:p>
+      <w:pPr>
+        <w:pStyle w:val="7"/>
+        <w:keepNext w:val="0"/>
+        <w:keepLines w:val="0"/>
+        <w:widowControl/>
+        <w:suppressLineNumbers w:val="0"/>
+        <w:pBdr>
+          <w:top w:val="none" w:color="auto" w:sz="0" w:space="0"/>
+          <w:left w:val="none" w:color="auto" w:sz="0" w:space="0"/>
+          <w:bottom w:val="none" w:color="auto" w:sz="0" w:space="0"/>
+          <w:right w:val="none" w:color="auto" w:sz="0" w:space="0"/>
+        </w:pBdr>
+        <w:spacing w:before="0" w:beforeAutospacing="1" w:after="0" w:afterAutospacing="1"/>
+        <w:ind w:left="0" w:right="0" w:firstLine="0"/>
+        <w:jc w:val="left"/>
+        <w:textAlignment w:val="baseline"/>
+        <w:rPr>
+          <w:rFonts w:hint="default"/>
+        </w:rPr>
+      </w:pPr>
+      <w:r>
+        <w:rPr>
+          <w:rFonts w:hint="default" w:ascii="Arial" w:hAnsi="Arial" w:eastAsia="Segoe UI" w:cs="Arial"/>
+          <w:b w:val="0"/>
+          <w:bCs w:val="0"/>
+          <w:i w:val="0"/>
+          <w:iCs w:val="0"/>
+          <w:caps w:val="0"/>
+          <w:color w:val="auto"/>
+          <w:spacing w:val="0"/>
+          <w:sz w:val="21"/>
+          <w:szCs w:val="21"/>
+          <w:bdr w:val="none" w:color="auto" w:sz="0" w:space="0"/>
+          <w:shd w:val="clear" w:fill="FFFFFF"/>
+          <w:vertAlign w:val="baseline"/>
+          <w:lang w:val="en-US"/>
+        </w:rPr>
+        <w:t>A wide range of studies with similar objectives and characteristics have been conducted on stations worldwide, providing valuable theoretical references. Based on previous research, three major approaches to describing passenger flow can be identified: mathematical modeling, analogue simulation, and a combination of both. Xu et al. (2014) developed a mathematical model to characterize station capacity and passenger volume. Using simulation techniques, Lee and Marinov (2022) generated several practical recommendations for congestion mitigation. Similar results were achieved by King et al. (2026), who optimized a Canadian subway station using simulation software. Zhang et al. (2024) combined mathematical modeling and simulation, employing analytical models to diagnose existing issues and simulation tools to evaluate optimization strategies. Overall, existing studies demonstrate that integrating analytical and simulation-based approaches is an effective methodology for understanding and mitigating station-level congestion.</w:t>
+      </w:r>
+    </w:p>
+    <w:p>
+      <w:pPr>
+        <w:pStyle w:val="2"/>
+        <w:rPr>
+          <w:rFonts w:hint="default" w:ascii="Arial" w:hAnsi="Arial" w:cs="Arial"/>
+          <w:sz w:val="28"/>
+          <w:szCs w:val="28"/>
+        </w:rPr>
+      </w:pPr>
+      <w:r>
+        <w:rPr>
+          <w:rFonts w:hint="default" w:ascii="Arial" w:hAnsi="Arial" w:cs="Arial"/>
+          <w:sz w:val="28"/>
+          <w:szCs w:val="28"/>
+        </w:rPr>
+        <w:t>Research Aims, Objectives, and Questions</w:t>
+      </w:r>
+    </w:p>
+    <w:p>
+      <w:pPr>
+        <w:pStyle w:val="2"/>
         <w:rPr>
           <w:rFonts w:hint="default" w:ascii="Arial" w:hAnsi="Arial" w:cs="Arial"/>
           <w:sz w:val="24"/>
@@ -149,13 +449,335 @@
       </w:pPr>
       <w:r>
         <w:rPr>
-          <w:rStyle w:val="10"/>
-          <w:rFonts w:hint="default" w:ascii="Arial" w:hAnsi="Arial" w:cs="Arial"/>
-          <w:b/>
+          <w:rFonts w:hint="default" w:ascii="Arial" w:hAnsi="Arial" w:cs="Arial"/>
           <w:sz w:val="24"/>
           <w:szCs w:val="24"/>
         </w:rPr>
-        <w:t>2.1 Empirical Evidence of MRT Congestion</w:t>
+        <w:t>3.1 Research Aim</w:t>
+      </w:r>
+    </w:p>
+    <w:p>
+      <w:pPr>
+        <w:widowControl/>
+        <w:rPr>
+          <w:rFonts w:ascii="Arial" w:hAnsi="Arial" w:cs="Arial"/>
+          <w:szCs w:val="21"/>
+        </w:rPr>
+      </w:pPr>
+      <w:r>
+        <w:rPr>
+          <w:rFonts w:ascii="Arial" w:hAnsi="Arial" w:cs="Arial"/>
+          <w:szCs w:val="21"/>
+        </w:rPr>
+        <w:t>To develop and evaluate mathematically grounded operational strategies that reduce congestion and improve passenger-flow efficiency at Singapore’s busiest MRT stations.</w:t>
+      </w:r>
+    </w:p>
+    <w:p>
+      <w:pPr>
+        <w:pStyle w:val="2"/>
+        <w:rPr>
+          <w:rFonts w:hint="default" w:ascii="Arial" w:hAnsi="Arial" w:cs="Arial"/>
+          <w:sz w:val="24"/>
+          <w:szCs w:val="24"/>
+        </w:rPr>
+      </w:pPr>
+      <w:r>
+        <w:rPr>
+          <w:rFonts w:hint="default" w:ascii="Arial" w:hAnsi="Arial" w:cs="Arial"/>
+          <w:sz w:val="24"/>
+          <w:szCs w:val="24"/>
+        </w:rPr>
+        <w:t>3.2 Research Objectives</w:t>
+      </w:r>
+    </w:p>
+    <w:p>
+      <w:pPr>
+        <w:widowControl/>
+        <w:jc w:val="left"/>
+        <w:rPr>
+          <w:rFonts w:ascii="Arial" w:hAnsi="Arial" w:cs="Arial"/>
+          <w:szCs w:val="21"/>
+        </w:rPr>
+      </w:pPr>
+      <w:r>
+        <w:rPr>
+          <w:rFonts w:ascii="Arial" w:hAnsi="Arial" w:cs="Arial"/>
+          <w:szCs w:val="21"/>
+        </w:rPr>
+        <w:t>1. To justify the selection of high-congestion MRT stations using empirical passenger-load data (Tan, 2025);</w:t>
+      </w:r>
+    </w:p>
+    <w:p>
+      <w:pPr>
+        <w:widowControl/>
+        <w:jc w:val="left"/>
+        <w:rPr>
+          <w:rFonts w:ascii="Arial" w:hAnsi="Arial" w:cs="Arial"/>
+          <w:szCs w:val="21"/>
+        </w:rPr>
+      </w:pPr>
+      <w:r>
+        <w:rPr>
+          <w:rFonts w:ascii="Arial" w:hAnsi="Arial" w:cs="Arial"/>
+          <w:szCs w:val="21"/>
+        </w:rPr>
+        <w:t>2. To model congestion mechanisms using established queuing and crowd-flow formulations (Xu et al., 2014; Albi et al., 2020);</w:t>
+      </w:r>
+    </w:p>
+    <w:p>
+      <w:pPr>
+        <w:widowControl/>
+        <w:jc w:val="left"/>
+        <w:rPr>
+          <w:rFonts w:ascii="Arial" w:hAnsi="Arial" w:cs="Arial"/>
+          <w:szCs w:val="21"/>
+        </w:rPr>
+      </w:pPr>
+      <w:r>
+        <w:rPr>
+          <w:rFonts w:ascii="Arial" w:hAnsi="Arial" w:cs="Arial"/>
+          <w:szCs w:val="21"/>
+        </w:rPr>
+        <w:t>3. To design operational congestion-mitigation strategies grounded in mathematical models;</w:t>
+      </w:r>
+    </w:p>
+    <w:p>
+      <w:pPr>
+        <w:widowControl/>
+        <w:jc w:val="left"/>
+        <w:rPr>
+          <w:rFonts w:ascii="Arial" w:hAnsi="Arial" w:cs="Arial"/>
+          <w:szCs w:val="21"/>
+        </w:rPr>
+      </w:pPr>
+      <w:r>
+        <w:rPr>
+          <w:rFonts w:ascii="Arial" w:hAnsi="Arial" w:cs="Arial"/>
+          <w:szCs w:val="21"/>
+        </w:rPr>
+        <w:t>4. To quantitatively evaluate the effectiveness of these strategies using established performance indicators (Zhang et al., 2024).</w:t>
+      </w:r>
+    </w:p>
+    <w:p>
+      <w:pPr>
+        <w:pStyle w:val="2"/>
+        <w:rPr>
+          <w:rFonts w:hint="default" w:ascii="Arial" w:hAnsi="Arial" w:cs="Arial"/>
+          <w:sz w:val="24"/>
+          <w:szCs w:val="24"/>
+        </w:rPr>
+      </w:pPr>
+      <w:r>
+        <w:rPr>
+          <w:rFonts w:hint="default" w:ascii="Arial" w:hAnsi="Arial" w:cs="Arial"/>
+          <w:sz w:val="24"/>
+          <w:szCs w:val="24"/>
+        </w:rPr>
+        <w:t>3.3 Research Questions</w:t>
+      </w:r>
+    </w:p>
+    <w:p>
+      <w:pPr>
+        <w:pStyle w:val="7"/>
+        <w:keepNext w:val="0"/>
+        <w:keepLines w:val="0"/>
+        <w:widowControl/>
+        <w:suppressLineNumbers w:val="0"/>
+        <w:pBdr>
+          <w:top w:val="none" w:color="auto" w:sz="0" w:space="0"/>
+          <w:left w:val="none" w:color="auto" w:sz="0" w:space="0"/>
+          <w:bottom w:val="none" w:color="auto" w:sz="0" w:space="0"/>
+          <w:right w:val="none" w:color="auto" w:sz="0" w:space="0"/>
+        </w:pBdr>
+        <w:spacing w:before="0" w:beforeAutospacing="0" w:after="0" w:afterAutospacing="0"/>
+        <w:ind w:left="0" w:right="0" w:firstLine="0"/>
+        <w:jc w:val="left"/>
+        <w:textAlignment w:val="baseline"/>
+        <w:rPr>
+          <w:b w:val="0"/>
+          <w:bCs w:val="0"/>
+          <w:i w:val="0"/>
+          <w:iCs w:val="0"/>
+          <w:color w:val="auto"/>
+        </w:rPr>
+      </w:pPr>
+      <w:r>
+        <w:rPr>
+          <w:rFonts w:ascii="Arial" w:hAnsi="Arial" w:eastAsia="Segoe UI" w:cs="Arial"/>
+          <w:b w:val="0"/>
+          <w:bCs w:val="0"/>
+          <w:i w:val="0"/>
+          <w:iCs w:val="0"/>
+          <w:caps w:val="0"/>
+          <w:color w:val="auto"/>
+          <w:spacing w:val="0"/>
+          <w:sz w:val="21"/>
+          <w:szCs w:val="21"/>
+          <w:bdr w:val="none" w:color="auto" w:sz="0" w:space="0"/>
+          <w:shd w:val="clear" w:fill="FFFFFF"/>
+          <w:vertAlign w:val="baseline"/>
+          <w:lang w:val="en-US"/>
+        </w:rPr>
+        <w:t>1.</w:t>
+      </w:r>
+      <w:r>
+        <w:rPr>
+          <w:rFonts w:hint="default" w:ascii="Arial" w:hAnsi="Arial" w:eastAsia="Segoe UI" w:cs="Arial"/>
+          <w:b w:val="0"/>
+          <w:bCs w:val="0"/>
+          <w:i w:val="0"/>
+          <w:iCs w:val="0"/>
+          <w:caps w:val="0"/>
+          <w:color w:val="auto"/>
+          <w:spacing w:val="0"/>
+          <w:sz w:val="21"/>
+          <w:szCs w:val="21"/>
+          <w:bdr w:val="none" w:color="auto" w:sz="0" w:space="0"/>
+          <w:shd w:val="clear" w:fill="FFFFFF"/>
+          <w:vertAlign w:val="baseline"/>
+          <w:lang w:val="en-US"/>
+        </w:rPr>
+        <w:t> Does congestion occur at MRT stations during peak hours, and how is it specifically manifested?</w:t>
+      </w:r>
+      <w:r>
+        <w:rPr>
+          <w:rFonts w:hint="default" w:ascii="Arial" w:hAnsi="Arial" w:eastAsia="Segoe UI" w:cs="Arial"/>
+          <w:b w:val="0"/>
+          <w:bCs w:val="0"/>
+          <w:i w:val="0"/>
+          <w:iCs w:val="0"/>
+          <w:caps w:val="0"/>
+          <w:color w:val="auto"/>
+          <w:spacing w:val="0"/>
+          <w:sz w:val="21"/>
+          <w:szCs w:val="21"/>
+          <w:bdr w:val="none" w:color="auto" w:sz="0" w:space="0"/>
+          <w:shd w:val="clear" w:fill="FFFFFF"/>
+          <w:vertAlign w:val="baseline"/>
+        </w:rPr>
+        <w:t> </w:t>
+      </w:r>
+    </w:p>
+    <w:p>
+      <w:pPr>
+        <w:pStyle w:val="7"/>
+        <w:keepNext w:val="0"/>
+        <w:keepLines w:val="0"/>
+        <w:widowControl/>
+        <w:suppressLineNumbers w:val="0"/>
+        <w:pBdr>
+          <w:top w:val="none" w:color="auto" w:sz="0" w:space="0"/>
+          <w:left w:val="none" w:color="auto" w:sz="0" w:space="0"/>
+          <w:bottom w:val="none" w:color="auto" w:sz="0" w:space="0"/>
+          <w:right w:val="none" w:color="auto" w:sz="0" w:space="0"/>
+        </w:pBdr>
+        <w:spacing w:before="0" w:beforeAutospacing="0" w:after="0" w:afterAutospacing="0"/>
+        <w:ind w:left="0" w:right="0" w:firstLine="0"/>
+        <w:jc w:val="left"/>
+        <w:textAlignment w:val="baseline"/>
+        <w:rPr>
+          <w:b w:val="0"/>
+          <w:bCs w:val="0"/>
+          <w:i w:val="0"/>
+          <w:iCs w:val="0"/>
+          <w:color w:val="auto"/>
+        </w:rPr>
+      </w:pPr>
+      <w:r>
+        <w:rPr>
+          <w:rFonts w:hint="default" w:ascii="Arial" w:hAnsi="Arial" w:eastAsia="Segoe UI" w:cs="Arial"/>
+          <w:b w:val="0"/>
+          <w:bCs w:val="0"/>
+          <w:i w:val="0"/>
+          <w:iCs w:val="0"/>
+          <w:caps w:val="0"/>
+          <w:color w:val="auto"/>
+          <w:spacing w:val="0"/>
+          <w:sz w:val="21"/>
+          <w:szCs w:val="21"/>
+          <w:bdr w:val="none" w:color="auto" w:sz="0" w:space="0"/>
+          <w:shd w:val="clear" w:fill="FFFFFF"/>
+          <w:vertAlign w:val="baseline"/>
+          <w:lang w:val="en-US"/>
+        </w:rPr>
+        <w:t>2. Can mathematical passenger-flow models inform effective operational congestion-mitigation strategies?</w:t>
+      </w:r>
+      <w:r>
+        <w:rPr>
+          <w:rFonts w:hint="default" w:ascii="Arial" w:hAnsi="Arial" w:eastAsia="Segoe UI" w:cs="Arial"/>
+          <w:b w:val="0"/>
+          <w:bCs w:val="0"/>
+          <w:i w:val="0"/>
+          <w:iCs w:val="0"/>
+          <w:caps w:val="0"/>
+          <w:color w:val="auto"/>
+          <w:spacing w:val="0"/>
+          <w:sz w:val="21"/>
+          <w:szCs w:val="21"/>
+          <w:bdr w:val="none" w:color="auto" w:sz="0" w:space="0"/>
+          <w:shd w:val="clear" w:fill="FFFFFF"/>
+          <w:vertAlign w:val="baseline"/>
+        </w:rPr>
+        <w:t> </w:t>
+      </w:r>
+    </w:p>
+    <w:p>
+      <w:pPr>
+        <w:pStyle w:val="7"/>
+        <w:keepNext w:val="0"/>
+        <w:keepLines w:val="0"/>
+        <w:widowControl/>
+        <w:suppressLineNumbers w:val="0"/>
+        <w:pBdr>
+          <w:top w:val="none" w:color="auto" w:sz="0" w:space="0"/>
+          <w:left w:val="none" w:color="auto" w:sz="0" w:space="0"/>
+          <w:bottom w:val="none" w:color="auto" w:sz="0" w:space="0"/>
+          <w:right w:val="none" w:color="auto" w:sz="0" w:space="0"/>
+        </w:pBdr>
+        <w:spacing w:before="0" w:beforeAutospacing="0" w:after="0" w:afterAutospacing="0"/>
+        <w:ind w:left="0" w:right="0" w:firstLine="0"/>
+        <w:jc w:val="left"/>
+        <w:textAlignment w:val="baseline"/>
+        <w:rPr>
+          <w:rFonts w:hint="default"/>
+        </w:rPr>
+      </w:pPr>
+      <w:r>
+        <w:rPr>
+          <w:rFonts w:hint="default" w:ascii="Arial" w:hAnsi="Arial" w:eastAsia="Segoe UI" w:cs="Arial"/>
+          <w:b w:val="0"/>
+          <w:bCs w:val="0"/>
+          <w:i w:val="0"/>
+          <w:iCs w:val="0"/>
+          <w:caps w:val="0"/>
+          <w:color w:val="auto"/>
+          <w:spacing w:val="0"/>
+          <w:sz w:val="21"/>
+          <w:szCs w:val="21"/>
+          <w:bdr w:val="none" w:color="auto" w:sz="0" w:space="0"/>
+          <w:shd w:val="clear" w:fill="FFFFFF"/>
+          <w:vertAlign w:val="baseline"/>
+          <w:lang w:val="en-US"/>
+        </w:rPr>
+        <w:t>3. How do optimized operations compare with existing configurations in terms of congestion indicators?</w:t>
+      </w:r>
+    </w:p>
+    <w:p>
+      <w:pPr>
+        <w:pStyle w:val="2"/>
+        <w:rPr>
+          <w:rFonts w:hint="default" w:ascii="Arial" w:hAnsi="Arial" w:cs="Arial"/>
+          <w:sz w:val="28"/>
+          <w:szCs w:val="28"/>
+        </w:rPr>
+      </w:pPr>
+      <w:r>
+        <w:rPr>
+          <w:rFonts w:hint="default" w:ascii="Arial" w:hAnsi="Arial" w:cs="Arial"/>
+          <w:sz w:val="28"/>
+          <w:szCs w:val="28"/>
+        </w:rPr>
+        <w:t>Research Design and Methodology</w:t>
       </w:r>
     </w:p>
     <w:p>
@@ -163,250 +785,38 @@
         <w:pStyle w:val="7"/>
         <w:widowControl/>
         <w:rPr>
-          <w:rFonts w:ascii="Arial" w:hAnsi="Arial" w:cs="Arial"/>
-          <w:sz w:val="21"/>
-          <w:szCs w:val="21"/>
-        </w:rPr>
-      </w:pPr>
-      <w:r>
-        <w:rPr>
-          <w:rFonts w:ascii="Arial" w:hAnsi="Arial" w:cs="Arial"/>
-          <w:sz w:val="21"/>
-          <w:szCs w:val="21"/>
-        </w:rPr>
-        <w:t>Empirical studies and data-driven analyses consistently show that congestion in metro systems is spatially concentrated rather than uniformly distributed. Station-level passenger-load analysis of Singapore’s MRT network demonstrates that a small subset of stations accounts for a disproportionate share of peak-hour demand, reinforcing the need for targeted congestion management strategies rather than system-wide interventions (Tan, 2025).</w:t>
-      </w:r>
-    </w:p>
-    <w:p>
-      <w:pPr>
-        <w:pStyle w:val="7"/>
-        <w:widowControl/>
-        <w:rPr>
-          <w:rFonts w:ascii="Arial" w:hAnsi="Arial" w:cs="Arial"/>
-          <w:sz w:val="21"/>
-          <w:szCs w:val="21"/>
-        </w:rPr>
-      </w:pPr>
-      <w:r>
-        <w:rPr>
-          <w:rFonts w:ascii="Arial" w:hAnsi="Arial" w:cs="Arial"/>
-          <w:sz w:val="21"/>
-          <w:szCs w:val="21"/>
-        </w:rPr>
-        <w:t>In addition to quantitative data, qualitative evidence from commuter reports highlights the operational impacts of congestion, including platform overcrowding, constrained pedestrian movement, and extended queuing times during peak periods (The Online Citizen, 2025). Together, these sources establish congestion as a persistent and observable phenomenon requiring systematic intervention.</w:t>
-      </w:r>
-    </w:p>
-    <w:p>
-      <w:pPr>
-        <w:pStyle w:val="4"/>
-        <w:widowControl/>
-        <w:rPr>
-          <w:rFonts w:hint="default" w:ascii="Arial" w:hAnsi="Arial" w:cs="Arial"/>
-          <w:sz w:val="24"/>
-          <w:szCs w:val="24"/>
-        </w:rPr>
-      </w:pPr>
-      <w:r>
-        <w:rPr>
           <w:rStyle w:val="10"/>
-          <w:rFonts w:hint="default" w:ascii="Arial" w:hAnsi="Arial" w:cs="Arial"/>
-          <w:b/>
-          <w:sz w:val="24"/>
-          <w:szCs w:val="24"/>
-        </w:rPr>
-        <w:t>2.2 Queuing Theory and Station Capacity</w:t>
-      </w:r>
-    </w:p>
-    <w:p>
-      <w:pPr>
-        <w:pStyle w:val="7"/>
-        <w:widowControl/>
-        <w:rPr>
-          <w:rFonts w:ascii="Arial" w:hAnsi="Arial" w:cs="Arial"/>
-          <w:sz w:val="21"/>
-          <w:szCs w:val="21"/>
-          <w:lang w:bidi="ar"/>
-        </w:rPr>
-      </w:pPr>
-      <w:r>
-        <w:rPr>
-          <w:rFonts w:ascii="Arial" w:hAnsi="Arial" w:cs="Arial"/>
-          <w:sz w:val="21"/>
-          <w:szCs w:val="21"/>
-        </w:rPr>
-        <w:t xml:space="preserve">Queuing theory has been widely applied to analyse subway station capacity and bottleneck behaviour. </w:t>
-      </w:r>
-      <w:r>
-        <w:rPr>
-          <w:rFonts w:ascii="Arial" w:hAnsi="Arial" w:cs="Arial"/>
-          <w:sz w:val="21"/>
-          <w:szCs w:val="21"/>
-          <w:lang w:bidi="ar"/>
-        </w:rPr>
-        <w:t xml:space="preserve">In queuing-based models, the expected queue length </w:t>
-      </w:r>
-      <w:r>
-        <w:rPr>
-          <w:rFonts w:ascii="Arial" w:hAnsi="Arial" w:cs="Arial"/>
-          <w:lang w:bidi="ar"/>
-        </w:rPr>
-        <w:t xml:space="preserve">L </w:t>
-      </w:r>
-      <w:r>
-        <w:rPr>
-          <w:rFonts w:ascii="Arial" w:hAnsi="Arial" w:cs="Arial"/>
-          <w:sz w:val="21"/>
-          <w:szCs w:val="21"/>
-          <w:lang w:bidi="ar"/>
-        </w:rPr>
-        <w:t xml:space="preserve">and waiting time </w:t>
-      </w:r>
-      <w:r>
-        <w:rPr>
-          <w:rFonts w:ascii="Arial" w:hAnsi="Arial" w:cs="Arial"/>
-          <w:lang w:bidi="ar"/>
-        </w:rPr>
-        <w:t>W</w:t>
-      </w:r>
-      <w:r>
-        <w:rPr>
-          <w:rFonts w:ascii="Arial" w:hAnsi="Arial" w:cs="Arial"/>
-          <w:sz w:val="21"/>
-          <w:szCs w:val="21"/>
-          <w:lang w:bidi="ar"/>
-        </w:rPr>
-        <w:t xml:space="preserve"> at a service facility are expressed as:</w:t>
-      </w:r>
-    </w:p>
-    <w:p>
-      <w:pPr>
-        <w:pStyle w:val="7"/>
-        <w:widowControl/>
-        <w:rPr>
-          <w:rFonts w:hAnsi="Cambria Math"/>
-          <w:sz w:val="21"/>
-        </w:rPr>
-      </w:pPr>
-      <m:oMathPara>
-        <m:oMath>
-          <m:r>
-            <m:rPr/>
-            <w:rPr>
-              <w:rFonts w:ascii="Cambria Math" w:hAnsi="Cambria Math"/>
-              <w:sz w:val="21"/>
-            </w:rPr>
-            <m:t>L=</m:t>
-          </m:r>
-          <m:f>
-            <m:fPr>
-              <m:ctrlPr>
-                <w:rPr>
-                  <w:rFonts w:ascii="Cambria Math" w:hAnsi="Cambria Math"/>
-                  <w:i/>
-                  <w:sz w:val="21"/>
-                </w:rPr>
-              </m:ctrlPr>
-            </m:fPr>
-            <m:num>
-              <m:r>
-                <m:rPr/>
-                <w:rPr>
-                  <w:rFonts w:ascii="Cambria Math" w:hAnsi="Cambria Math"/>
-                  <w:sz w:val="21"/>
-                </w:rPr>
-                <m:t>λ</m:t>
-              </m:r>
-              <m:ctrlPr>
-                <w:rPr>
-                  <w:rFonts w:ascii="Cambria Math" w:hAnsi="Cambria Math"/>
-                  <w:sz w:val="21"/>
-                </w:rPr>
-              </m:ctrlPr>
-            </m:num>
-            <m:den>
-              <m:r>
-                <m:rPr/>
-                <w:rPr>
-                  <w:rFonts w:ascii="Cambria Math" w:hAnsi="Cambria Math"/>
-                  <w:sz w:val="21"/>
-                </w:rPr>
-                <m:t>μ−λ</m:t>
-              </m:r>
-              <m:ctrlPr>
-                <w:rPr>
-                  <w:rFonts w:ascii="Cambria Math" w:hAnsi="Cambria Math"/>
-                  <w:sz w:val="21"/>
-                </w:rPr>
-              </m:ctrlPr>
-            </m:den>
-          </m:f>
-        </m:oMath>
-      </m:oMathPara>
-    </w:p>
-    <w:p>
-      <w:pPr>
-        <w:pStyle w:val="7"/>
-        <w:widowControl/>
-        <w:rPr>
-          <w:rFonts w:hAnsi="Cambria Math"/>
-          <w:sz w:val="21"/>
-        </w:rPr>
-      </w:pPr>
-      <m:oMathPara>
-        <m:oMath>
-          <m:r>
-            <m:rPr/>
-            <w:rPr>
-              <w:rFonts w:ascii="Cambria Math" w:hAnsi="Cambria Math"/>
-              <w:sz w:val="21"/>
-            </w:rPr>
-            <m:t>W=</m:t>
-          </m:r>
-          <m:f>
-            <m:fPr>
-              <m:ctrlPr>
-                <w:rPr>
-                  <w:rFonts w:ascii="Cambria Math" w:hAnsi="Cambria Math"/>
-                  <w:i/>
-                  <w:sz w:val="21"/>
-                </w:rPr>
-              </m:ctrlPr>
-            </m:fPr>
-            <m:num>
-              <m:r>
-                <m:rPr/>
-                <w:rPr>
-                  <w:rFonts w:ascii="Cambria Math" w:hAnsi="Cambria Math"/>
-                  <w:sz w:val="21"/>
-                </w:rPr>
-                <m:t>1</m:t>
-              </m:r>
-              <m:ctrlPr>
-                <w:rPr>
-                  <w:rFonts w:ascii="Cambria Math" w:hAnsi="Cambria Math"/>
-                  <w:sz w:val="21"/>
-                </w:rPr>
-              </m:ctrlPr>
-            </m:num>
-            <m:den>
-              <m:r>
-                <m:rPr/>
-                <w:rPr>
-                  <w:rFonts w:ascii="Cambria Math" w:hAnsi="Cambria Math"/>
-                  <w:sz w:val="21"/>
-                </w:rPr>
-                <m:t>μ−λ</m:t>
-              </m:r>
-              <m:ctrlPr>
-                <w:rPr>
-                  <w:rFonts w:ascii="Cambria Math" w:hAnsi="Cambria Math"/>
-                  <w:sz w:val="21"/>
-                </w:rPr>
-              </m:ctrlPr>
-            </m:den>
-          </m:f>
-        </m:oMath>
-      </m:oMathPara>
+          <w:rFonts w:ascii="Arial" w:hAnsi="Arial" w:cs="Arial"/>
+        </w:rPr>
+      </w:pPr>
+      <w:r>
+        <w:rPr>
+          <w:rStyle w:val="10"/>
+          <w:rFonts w:ascii="Arial" w:hAnsi="Arial" w:cs="Arial"/>
+        </w:rPr>
+        <w:t>4.</w:t>
+      </w:r>
+      <w:r>
+        <w:rPr>
+          <w:rStyle w:val="10"/>
+          <w:rFonts w:hint="eastAsia" w:ascii="Arial" w:hAnsi="Arial" w:cs="Arial"/>
+        </w:rPr>
+        <w:t>1</w:t>
+      </w:r>
+      <w:r>
+        <w:rPr>
+          <w:rStyle w:val="10"/>
+          <w:rFonts w:ascii="Arial" w:hAnsi="Arial" w:cs="Arial"/>
+        </w:rPr>
+        <w:t xml:space="preserve"> </w:t>
+      </w:r>
+      <w:r>
+        <w:rPr>
+          <w:rStyle w:val="10"/>
+          <w:rFonts w:hint="eastAsia" w:ascii="Arial" w:hAnsi="Arial" w:cs="Arial"/>
+        </w:rPr>
+        <w:t>Field Visit</w:t>
+      </w:r>
     </w:p>
     <w:p>
       <w:pPr>
@@ -416,763 +826,445 @@
         <w:rPr>
           <w:rFonts w:ascii="Arial" w:hAnsi="Arial" w:cs="Arial"/>
           <w:kern w:val="0"/>
+          <w:szCs w:val="21"/>
           <w:lang w:bidi="ar"/>
-          <w:oMath/>
-        </w:rPr>
-      </w:pPr>
-      <m:oMath>
-        <m:r>
-          <m:rPr>
-            <m:sty m:val="p"/>
-          </m:rPr>
-          <w:rPr>
-            <w:rFonts w:ascii="Arial" w:hAnsi="Arial" w:cs="Arial"/>
-            <w:kern w:val="0"/>
-            <w:lang w:bidi="ar"/>
-          </w:rPr>
-          <m:t xml:space="preserve">where </m:t>
-        </m:r>
-      </m:oMath>
-      <w:r>
-        <w:rPr>
-          <w:rFonts w:ascii="Arial" w:hAnsi="Arial" w:cs="Arial"/>
-          <w:iCs/>
+        </w:rPr>
+      </w:pPr>
+      <w:r>
+        <w:rPr>
+          <w:rFonts w:ascii="Arial" w:hAnsi="Arial" w:cs="Arial"/>
           <w:kern w:val="0"/>
-          <w:sz w:val="24"/>
+          <w:szCs w:val="21"/>
           <w:lang w:bidi="ar"/>
         </w:rPr>
-        <w:t>λ</w:t>
-      </w:r>
-      <m:oMath>
-        <m:r>
-          <m:rPr>
-            <m:sty m:val="p"/>
-          </m:rPr>
-          <w:rPr>
-            <w:rFonts w:ascii="Arial" w:hAnsi="Arial" w:cs="Arial"/>
-            <w:kern w:val="0"/>
-            <w:sz w:val="24"/>
-            <w:lang w:bidi="ar"/>
-          </w:rPr>
-          <m:t xml:space="preserve"> </m:t>
-        </m:r>
-        <m:r>
-          <m:rPr>
-            <m:sty m:val="p"/>
-          </m:rPr>
-          <w:rPr>
-            <w:rFonts w:ascii="Arial" w:hAnsi="Arial" w:cs="Arial"/>
-            <w:kern w:val="0"/>
-            <w:lang w:bidi="ar"/>
-          </w:rPr>
-          <m:t xml:space="preserve">denotes passenger arrival rate and </m:t>
-        </m:r>
-      </m:oMath>
-      <w:r>
-        <w:rPr>
-          <w:rFonts w:ascii="Arial" w:hAnsi="Arial" w:cs="Arial"/>
-          <w:iCs/>
+        <w:t xml:space="preserve">To complement the theoretical modelling framework and verify the practical relevance of the research problem, a field visit </w:t>
+      </w:r>
+      <w:r>
+        <w:rPr>
+          <w:rFonts w:hint="eastAsia" w:ascii="Arial" w:hAnsi="Arial" w:cs="Arial"/>
           <w:kern w:val="0"/>
-          <w:sz w:val="24"/>
+          <w:szCs w:val="21"/>
           <w:lang w:bidi="ar"/>
         </w:rPr>
-        <w:t>µ</w:t>
-      </w:r>
-      <m:oMath>
-        <m:r>
-          <m:rPr>
-            <m:sty m:val="p"/>
-          </m:rPr>
-          <w:rPr>
-            <w:rFonts w:ascii="Arial" w:hAnsi="Arial" w:cs="Arial"/>
-            <w:kern w:val="0"/>
-            <w:sz w:val="24"/>
-            <w:lang w:bidi="ar"/>
-          </w:rPr>
-          <m:t xml:space="preserve"> </m:t>
-        </m:r>
-        <m:r>
-          <m:rPr>
-            <m:sty m:val="p"/>
-          </m:rPr>
-          <w:rPr>
-            <w:rFonts w:ascii="Arial" w:hAnsi="Arial" w:cs="Arial"/>
-            <w:kern w:val="0"/>
-            <w:lang w:bidi="ar"/>
-          </w:rPr>
-          <m:t>denotes service rate</m:t>
-        </m:r>
-      </m:oMath>
-      <w:r>
-        <w:rPr>
-          <w:rFonts w:hAnsi="Arial" w:cs="Arial"/>
-          <w:iCs/>
+        <w:t>will be</w:t>
+      </w:r>
+      <w:r>
+        <w:rPr>
+          <w:rFonts w:ascii="Arial" w:hAnsi="Arial" w:cs="Arial"/>
           <w:kern w:val="0"/>
+          <w:szCs w:val="21"/>
           <w:lang w:bidi="ar"/>
         </w:rPr>
-        <w:t xml:space="preserve"> </w:t>
-      </w:r>
-      <w:r>
-        <w:rPr>
-          <w:rFonts w:ascii="Arial" w:hAnsi="Arial" w:cs="Arial"/>
-          <w:iCs/>
+        <w:t xml:space="preserve"> conducted at selected MRT stations during peak commuting periods. The purpose of the field visit is to observe real passenger-flow patterns, identify potential congestion points, and compare these observations with the congestion mechanisms suggested by previous research.</w:t>
+      </w:r>
+    </w:p>
+    <w:p>
+      <w:pPr>
+        <w:pStyle w:val="7"/>
+        <w:keepNext w:val="0"/>
+        <w:keepLines w:val="0"/>
+        <w:widowControl/>
+        <w:suppressLineNumbers w:val="0"/>
+        <w:pBdr>
+          <w:top w:val="none" w:color="auto" w:sz="0" w:space="0"/>
+          <w:left w:val="none" w:color="auto" w:sz="0" w:space="0"/>
+          <w:bottom w:val="none" w:color="auto" w:sz="0" w:space="0"/>
+          <w:right w:val="none" w:color="auto" w:sz="0" w:space="0"/>
+        </w:pBdr>
+        <w:spacing w:before="0" w:beforeAutospacing="1" w:after="0" w:afterAutospacing="1"/>
+        <w:ind w:left="0" w:right="0" w:firstLine="0"/>
+        <w:jc w:val="left"/>
+        <w:textAlignment w:val="baseline"/>
+        <w:rPr>
+          <w:b w:val="0"/>
+          <w:bCs w:val="0"/>
+          <w:i w:val="0"/>
+          <w:iCs w:val="0"/>
+          <w:color w:val="auto"/>
+        </w:rPr>
+      </w:pPr>
+      <w:r>
+        <w:rPr>
+          <w:rFonts w:ascii="Arial" w:hAnsi="Arial" w:eastAsia="Segoe UI" w:cs="Arial"/>
+          <w:b w:val="0"/>
+          <w:bCs w:val="0"/>
+          <w:i w:val="0"/>
+          <w:iCs w:val="0"/>
+          <w:caps w:val="0"/>
+          <w:color w:val="auto"/>
+          <w:spacing w:val="0"/>
+          <w:sz w:val="21"/>
+          <w:szCs w:val="21"/>
+          <w:bdr w:val="none" w:color="auto" w:sz="0" w:space="0"/>
+          <w:shd w:val="clear" w:fill="FFFFFF"/>
+          <w:vertAlign w:val="baseline"/>
+          <w:lang w:val="en-US"/>
+        </w:rPr>
+        <w:t>Observations could be carried out at Raffles Place MRT station</w:t>
+      </w:r>
+      <w:r>
+        <w:rPr>
+          <w:rFonts w:hint="default" w:ascii="Arial" w:hAnsi="Arial" w:eastAsia="Segoe UI" w:cs="Arial"/>
+          <w:b w:val="0"/>
+          <w:bCs w:val="0"/>
+          <w:i w:val="0"/>
+          <w:iCs w:val="0"/>
+          <w:caps w:val="0"/>
+          <w:color w:val="auto"/>
+          <w:spacing w:val="0"/>
+          <w:sz w:val="21"/>
+          <w:szCs w:val="21"/>
+          <w:bdr w:val="none" w:color="auto" w:sz="0" w:space="0"/>
+          <w:shd w:val="clear" w:fill="FFFFFF"/>
+          <w:vertAlign w:val="baseline"/>
+          <w:lang w:val="en-US"/>
+        </w:rPr>
+        <w:t> from 5:00pm to 7:00pm. The observation includes three parts:</w:t>
+      </w:r>
+      <w:r>
+        <w:rPr>
+          <w:rFonts w:hint="default" w:ascii="Arial" w:hAnsi="Arial" w:eastAsia="Segoe UI" w:cs="Arial"/>
+          <w:b w:val="0"/>
+          <w:bCs w:val="0"/>
+          <w:i w:val="0"/>
+          <w:iCs w:val="0"/>
+          <w:caps w:val="0"/>
+          <w:color w:val="auto"/>
+          <w:spacing w:val="0"/>
+          <w:sz w:val="21"/>
+          <w:szCs w:val="21"/>
+          <w:bdr w:val="none" w:color="auto" w:sz="0" w:space="0"/>
+          <w:shd w:val="clear" w:fill="FFFFFF"/>
+          <w:vertAlign w:val="baseline"/>
+        </w:rPr>
+        <w:t> </w:t>
+      </w:r>
+    </w:p>
+    <w:p>
+      <w:pPr>
+        <w:pStyle w:val="7"/>
+        <w:keepNext w:val="0"/>
+        <w:keepLines w:val="0"/>
+        <w:widowControl/>
+        <w:suppressLineNumbers w:val="0"/>
+        <w:pBdr>
+          <w:top w:val="none" w:color="auto" w:sz="0" w:space="0"/>
+          <w:left w:val="none" w:color="auto" w:sz="0" w:space="0"/>
+          <w:bottom w:val="none" w:color="auto" w:sz="0" w:space="0"/>
+          <w:right w:val="none" w:color="auto" w:sz="0" w:space="0"/>
+        </w:pBdr>
+        <w:spacing w:before="0" w:beforeAutospacing="1" w:after="0" w:afterAutospacing="1"/>
+        <w:ind w:left="0" w:right="0" w:firstLine="0"/>
+        <w:jc w:val="left"/>
+        <w:textAlignment w:val="baseline"/>
+        <w:rPr>
+          <w:b w:val="0"/>
+          <w:bCs w:val="0"/>
+          <w:i w:val="0"/>
+          <w:iCs w:val="0"/>
+          <w:color w:val="auto"/>
+        </w:rPr>
+      </w:pPr>
+      <w:r>
+        <w:rPr>
+          <w:rFonts w:hint="default" w:ascii="Arial" w:hAnsi="Arial" w:eastAsia="Segoe UI" w:cs="Arial"/>
+          <w:b w:val="0"/>
+          <w:bCs w:val="0"/>
+          <w:i w:val="0"/>
+          <w:iCs w:val="0"/>
+          <w:caps w:val="0"/>
+          <w:color w:val="auto"/>
+          <w:spacing w:val="0"/>
+          <w:sz w:val="21"/>
+          <w:szCs w:val="21"/>
+          <w:bdr w:val="none" w:color="auto" w:sz="0" w:space="0"/>
+          <w:shd w:val="clear" w:fill="FFFFFF"/>
+          <w:vertAlign w:val="baseline"/>
+          <w:lang w:val="en-US"/>
+        </w:rPr>
+        <w:t>1. The average time spent queuing in front of the gates in both normal time and specific peak hours</w:t>
+      </w:r>
+      <w:r>
+        <w:rPr>
+          <w:rFonts w:hint="default" w:ascii="Arial" w:hAnsi="Arial" w:eastAsia="Segoe UI" w:cs="Arial"/>
+          <w:b w:val="0"/>
+          <w:bCs w:val="0"/>
+          <w:i w:val="0"/>
+          <w:iCs w:val="0"/>
+          <w:caps w:val="0"/>
+          <w:color w:val="auto"/>
+          <w:spacing w:val="0"/>
+          <w:sz w:val="21"/>
+          <w:szCs w:val="21"/>
+          <w:bdr w:val="none" w:color="auto" w:sz="0" w:space="0"/>
+          <w:shd w:val="clear" w:fill="FFFFFF"/>
+          <w:vertAlign w:val="baseline"/>
+        </w:rPr>
+        <w:t> </w:t>
+      </w:r>
+    </w:p>
+    <w:p>
+      <w:pPr>
+        <w:pStyle w:val="7"/>
+        <w:keepNext w:val="0"/>
+        <w:keepLines w:val="0"/>
+        <w:widowControl/>
+        <w:suppressLineNumbers w:val="0"/>
+        <w:pBdr>
+          <w:top w:val="none" w:color="auto" w:sz="0" w:space="0"/>
+          <w:left w:val="none" w:color="auto" w:sz="0" w:space="0"/>
+          <w:bottom w:val="none" w:color="auto" w:sz="0" w:space="0"/>
+          <w:right w:val="none" w:color="auto" w:sz="0" w:space="0"/>
+        </w:pBdr>
+        <w:spacing w:before="0" w:beforeAutospacing="1" w:after="0" w:afterAutospacing="1"/>
+        <w:ind w:left="0" w:right="0" w:firstLine="0"/>
+        <w:jc w:val="left"/>
+        <w:textAlignment w:val="baseline"/>
+        <w:rPr>
+          <w:b w:val="0"/>
+          <w:bCs w:val="0"/>
+          <w:i w:val="0"/>
+          <w:iCs w:val="0"/>
+          <w:color w:val="auto"/>
+        </w:rPr>
+      </w:pPr>
+      <w:r>
+        <w:rPr>
+          <w:rFonts w:hint="default" w:ascii="Arial" w:hAnsi="Arial" w:eastAsia="Segoe UI" w:cs="Arial"/>
+          <w:b w:val="0"/>
+          <w:bCs w:val="0"/>
+          <w:i w:val="0"/>
+          <w:iCs w:val="0"/>
+          <w:caps w:val="0"/>
+          <w:color w:val="auto"/>
+          <w:spacing w:val="0"/>
+          <w:sz w:val="21"/>
+          <w:szCs w:val="21"/>
+          <w:bdr w:val="none" w:color="auto" w:sz="0" w:space="0"/>
+          <w:shd w:val="clear" w:fill="FFFFFF"/>
+          <w:vertAlign w:val="baseline"/>
+          <w:lang w:val="en-US"/>
+        </w:rPr>
+        <w:t>2. The average time spent queuing in front of one specific escalator in both normal time and peak hours.</w:t>
+      </w:r>
+      <w:r>
+        <w:rPr>
+          <w:rFonts w:hint="default" w:ascii="Arial" w:hAnsi="Arial" w:eastAsia="Segoe UI" w:cs="Arial"/>
+          <w:b w:val="0"/>
+          <w:bCs w:val="0"/>
+          <w:i w:val="0"/>
+          <w:iCs w:val="0"/>
+          <w:caps w:val="0"/>
+          <w:color w:val="auto"/>
+          <w:spacing w:val="0"/>
+          <w:sz w:val="21"/>
+          <w:szCs w:val="21"/>
+          <w:bdr w:val="none" w:color="auto" w:sz="0" w:space="0"/>
+          <w:shd w:val="clear" w:fill="FFFFFF"/>
+          <w:vertAlign w:val="baseline"/>
+        </w:rPr>
+        <w:t> </w:t>
+      </w:r>
+    </w:p>
+    <w:p>
+      <w:pPr>
+        <w:pStyle w:val="7"/>
+        <w:keepNext w:val="0"/>
+        <w:keepLines w:val="0"/>
+        <w:widowControl/>
+        <w:suppressLineNumbers w:val="0"/>
+        <w:pBdr>
+          <w:top w:val="none" w:color="auto" w:sz="0" w:space="0"/>
+          <w:left w:val="none" w:color="auto" w:sz="0" w:space="0"/>
+          <w:bottom w:val="none" w:color="auto" w:sz="0" w:space="0"/>
+          <w:right w:val="none" w:color="auto" w:sz="0" w:space="0"/>
+        </w:pBdr>
+        <w:spacing w:before="0" w:beforeAutospacing="1" w:after="0" w:afterAutospacing="1"/>
+        <w:ind w:left="0" w:right="0" w:firstLine="0"/>
+        <w:jc w:val="left"/>
+        <w:textAlignment w:val="baseline"/>
+        <w:rPr>
+          <w:b w:val="0"/>
+          <w:bCs w:val="0"/>
+          <w:i w:val="0"/>
+          <w:iCs w:val="0"/>
+          <w:color w:val="auto"/>
+        </w:rPr>
+      </w:pPr>
+      <w:r>
+        <w:rPr>
+          <w:rFonts w:hint="default" w:ascii="Arial" w:hAnsi="Arial" w:eastAsia="Segoe UI" w:cs="Arial"/>
+          <w:b w:val="0"/>
+          <w:bCs w:val="0"/>
+          <w:i w:val="0"/>
+          <w:iCs w:val="0"/>
+          <w:caps w:val="0"/>
+          <w:color w:val="auto"/>
+          <w:spacing w:val="0"/>
+          <w:sz w:val="21"/>
+          <w:szCs w:val="21"/>
+          <w:bdr w:val="none" w:color="auto" w:sz="0" w:space="0"/>
+          <w:shd w:val="clear" w:fill="FFFFFF"/>
+          <w:vertAlign w:val="baseline"/>
+          <w:lang w:val="en-US"/>
+        </w:rPr>
+        <w:t>3. The average time spent transformation from North South Line</w:t>
+      </w:r>
+      <w:r>
+        <w:rPr>
+          <w:rFonts w:hint="default" w:ascii="Arial" w:hAnsi="Arial" w:eastAsia="Segoe UI" w:cs="Arial"/>
+          <w:b w:val="0"/>
+          <w:bCs w:val="0"/>
+          <w:i w:val="0"/>
+          <w:iCs w:val="0"/>
+          <w:caps w:val="0"/>
+          <w:color w:val="auto"/>
+          <w:spacing w:val="0"/>
+          <w:sz w:val="21"/>
+          <w:szCs w:val="21"/>
+          <w:bdr w:val="none" w:color="auto" w:sz="0" w:space="0"/>
+          <w:shd w:val="clear" w:fill="FFFFFF"/>
+          <w:vertAlign w:val="baseline"/>
+          <w:lang w:eastAsia="zh-CN"/>
+        </w:rPr>
+        <w:t> </w:t>
+      </w:r>
+      <w:r>
+        <w:rPr>
+          <w:rFonts w:hint="default" w:ascii="Arial" w:hAnsi="Arial" w:eastAsia="Segoe UI" w:cs="Arial"/>
+          <w:b w:val="0"/>
+          <w:bCs w:val="0"/>
+          <w:i w:val="0"/>
+          <w:iCs w:val="0"/>
+          <w:caps w:val="0"/>
+          <w:color w:val="auto"/>
+          <w:spacing w:val="0"/>
+          <w:sz w:val="21"/>
+          <w:szCs w:val="21"/>
+          <w:bdr w:val="none" w:color="auto" w:sz="0" w:space="0"/>
+          <w:shd w:val="clear" w:fill="FFFFFF"/>
+          <w:vertAlign w:val="baseline"/>
+          <w:lang w:val="en-US"/>
+        </w:rPr>
+        <w:t>to East West Line.</w:t>
+      </w:r>
+      <w:r>
+        <w:rPr>
+          <w:rFonts w:hint="default" w:ascii="Arial" w:hAnsi="Arial" w:eastAsia="Segoe UI" w:cs="Arial"/>
+          <w:b w:val="0"/>
+          <w:bCs w:val="0"/>
+          <w:i w:val="0"/>
+          <w:iCs w:val="0"/>
+          <w:caps w:val="0"/>
+          <w:color w:val="auto"/>
+          <w:spacing w:val="0"/>
+          <w:sz w:val="21"/>
+          <w:szCs w:val="21"/>
+          <w:bdr w:val="none" w:color="auto" w:sz="0" w:space="0"/>
+          <w:shd w:val="clear" w:fill="FFFFFF"/>
+          <w:vertAlign w:val="baseline"/>
+        </w:rPr>
+        <w:t> </w:t>
+      </w:r>
+    </w:p>
+    <w:p>
+      <w:pPr>
+        <w:pStyle w:val="7"/>
+        <w:keepNext w:val="0"/>
+        <w:keepLines w:val="0"/>
+        <w:widowControl/>
+        <w:suppressLineNumbers w:val="0"/>
+        <w:pBdr>
+          <w:top w:val="none" w:color="auto" w:sz="0" w:space="0"/>
+          <w:left w:val="none" w:color="auto" w:sz="0" w:space="0"/>
+          <w:bottom w:val="none" w:color="auto" w:sz="0" w:space="0"/>
+          <w:right w:val="none" w:color="auto" w:sz="0" w:space="0"/>
+        </w:pBdr>
+        <w:spacing w:before="0" w:beforeAutospacing="1" w:after="0" w:afterAutospacing="1"/>
+        <w:ind w:left="0" w:right="0" w:firstLine="0"/>
+        <w:jc w:val="left"/>
+        <w:textAlignment w:val="baseline"/>
+        <w:rPr>
+          <w:rFonts w:ascii="Arial" w:hAnsi="Arial" w:cs="Arial"/>
           <w:kern w:val="0"/>
+          <w:szCs w:val="21"/>
           <w:lang w:bidi="ar"/>
         </w:rPr>
-        <w:t>(Hillier &amp; Lieberman, 2021)</w:t>
-      </w:r>
-    </w:p>
-    <w:p>
-      <w:pPr>
-        <w:pStyle w:val="7"/>
-        <w:widowControl/>
-        <w:rPr>
-          <w:rFonts w:ascii="Arial" w:hAnsi="Arial" w:cs="Arial"/>
-          <w:sz w:val="21"/>
-          <w:szCs w:val="21"/>
-        </w:rPr>
-      </w:pPr>
-      <w:r>
-        <w:rPr>
-          <w:rFonts w:ascii="Arial" w:hAnsi="Arial" w:cs="Arial"/>
-          <w:sz w:val="21"/>
-          <w:szCs w:val="21"/>
-        </w:rPr>
-        <w:t>By using queuing theory,it is possible to model station facilities such as fare gates and escalators as queuing systems, demonstrating that expected queue length and waiting time increase sharply as passenger arrival rates approach service capacity (Xu et al.,2014). These findings underscore the importance of operational control at bottleneck facilities in managing congestion.</w:t>
-      </w:r>
-    </w:p>
-    <w:p>
-      <w:pPr>
-        <w:pStyle w:val="7"/>
-        <w:widowControl/>
-        <w:rPr>
-          <w:rFonts w:ascii="Arial" w:hAnsi="Arial" w:cs="Arial"/>
-          <w:sz w:val="21"/>
-          <w:szCs w:val="21"/>
-        </w:rPr>
-      </w:pPr>
-      <w:r>
-        <w:rPr>
-          <w:rFonts w:ascii="Arial" w:hAnsi="Arial" w:cs="Arial"/>
-          <w:sz w:val="21"/>
-          <w:szCs w:val="21"/>
-        </w:rPr>
-        <w:t>Queuing-based approaches provide analytically tractable tools for evaluating how changes in service configuration—such as increasing effective service capacity in one direction—can influence congestion levels. This makes queuing theory particularly relevant for assessing operational strategies such as escalator direction control in MRT stations.</w:t>
-      </w:r>
-    </w:p>
-    <w:p>
-      <w:pPr>
-        <w:pStyle w:val="4"/>
-        <w:widowControl/>
-        <w:rPr>
-          <w:rFonts w:hint="default" w:ascii="Arial" w:hAnsi="Arial" w:cs="Arial"/>
-          <w:sz w:val="21"/>
-          <w:szCs w:val="21"/>
-        </w:rPr>
-      </w:pPr>
-      <w:r>
-        <w:rPr>
-          <w:rStyle w:val="10"/>
-          <w:rFonts w:hint="default" w:ascii="Arial" w:hAnsi="Arial" w:cs="Arial"/>
-          <w:b/>
-          <w:sz w:val="24"/>
-          <w:szCs w:val="24"/>
-        </w:rPr>
-        <w:t>2.3 Crowd Dynamics and Pedestrian Flow Modelling</w:t>
-      </w:r>
-    </w:p>
-    <w:p>
-      <w:pPr>
-        <w:pStyle w:val="7"/>
-        <w:widowControl/>
-        <w:rPr>
-          <w:rFonts w:ascii="Arial" w:hAnsi="Arial" w:cs="Arial"/>
-          <w:sz w:val="21"/>
-          <w:szCs w:val="21"/>
-        </w:rPr>
-      </w:pPr>
-      <w:r>
-        <w:rPr>
-          <w:rFonts w:ascii="Arial" w:hAnsi="Arial" w:cs="Arial"/>
-          <w:sz w:val="21"/>
-          <w:szCs w:val="21"/>
-        </w:rPr>
-        <w:t xml:space="preserve">Beyond </w:t>
-      </w:r>
-      <w:r>
-        <w:rPr>
-          <w:rFonts w:hint="eastAsia" w:ascii="Arial" w:hAnsi="Arial" w:cs="Arial"/>
-          <w:sz w:val="21"/>
-          <w:szCs w:val="21"/>
-        </w:rPr>
-        <w:t>separated</w:t>
-      </w:r>
-      <w:r>
-        <w:rPr>
-          <w:rFonts w:ascii="Arial" w:hAnsi="Arial" w:cs="Arial"/>
-          <w:sz w:val="21"/>
-          <w:szCs w:val="21"/>
-        </w:rPr>
-        <w:t xml:space="preserve"> bottleneck</w:t>
-      </w:r>
-      <w:r>
-        <w:rPr>
-          <w:rFonts w:hint="eastAsia" w:ascii="Arial" w:hAnsi="Arial" w:cs="Arial"/>
-          <w:sz w:val="21"/>
-          <w:szCs w:val="21"/>
-        </w:rPr>
-        <w:t xml:space="preserve"> points</w:t>
-      </w:r>
-      <w:r>
-        <w:rPr>
-          <w:rFonts w:ascii="Arial" w:hAnsi="Arial" w:cs="Arial"/>
-          <w:sz w:val="21"/>
-          <w:szCs w:val="21"/>
-        </w:rPr>
-        <w:t>, congestion also emerges from continuous pedestrian interactions within station corridors and platforms. Crowd dynamics model describe</w:t>
-      </w:r>
-      <w:r>
-        <w:rPr>
-          <w:rFonts w:hint="eastAsia" w:ascii="Arial" w:hAnsi="Arial" w:cs="Arial"/>
-          <w:sz w:val="21"/>
-          <w:szCs w:val="21"/>
-        </w:rPr>
-        <w:t>s</w:t>
-      </w:r>
-      <w:r>
-        <w:rPr>
-          <w:rFonts w:ascii="Arial" w:hAnsi="Arial" w:cs="Arial"/>
-          <w:sz w:val="21"/>
-          <w:szCs w:val="21"/>
-        </w:rPr>
-        <w:t xml:space="preserve"> the evolution of pedestrian density and flow using macroscopic formulations based on mass conservation principle</w:t>
-      </w:r>
-      <w:r>
-        <w:rPr>
-          <w:rFonts w:hint="eastAsia" w:ascii="Arial" w:hAnsi="Arial" w:cs="Arial"/>
-          <w:sz w:val="21"/>
-          <w:szCs w:val="21"/>
-        </w:rPr>
-        <w:t>:</w:t>
-      </w:r>
-    </w:p>
-    <w:p>
-      <w:pPr>
-        <w:pStyle w:val="7"/>
-        <w:widowControl/>
-        <w:rPr>
-          <w:rFonts w:hAnsi="Cambria Math"/>
-          <w:sz w:val="21"/>
-        </w:rPr>
-      </w:pPr>
-      <m:oMathPara>
-        <m:oMath>
-          <m:sSub>
-            <m:sSubPr>
-              <m:ctrlPr>
-                <w:rPr>
-                  <w:rFonts w:ascii="Cambria Math" w:hAnsi="Cambria Math"/>
-                  <w:sz w:val="21"/>
-                </w:rPr>
-              </m:ctrlPr>
-            </m:sSubPr>
-            <m:e>
-              <m:r>
-                <m:rPr/>
-                <w:rPr>
-                  <w:rFonts w:ascii="Cambria Math" w:hAnsi="Cambria Math"/>
-                  <w:sz w:val="21"/>
-                </w:rPr>
-                <m:t>∂</m:t>
-              </m:r>
-              <m:ctrlPr>
-                <w:rPr>
-                  <w:rFonts w:ascii="Cambria Math" w:hAnsi="Cambria Math"/>
-                  <w:sz w:val="21"/>
-                </w:rPr>
-              </m:ctrlPr>
-            </m:e>
-            <m:sub>
-              <m:r>
-                <m:rPr/>
-                <w:rPr>
-                  <w:rFonts w:ascii="Cambria Math" w:hAnsi="Cambria Math"/>
-                  <w:sz w:val="21"/>
-                </w:rPr>
-                <m:t>t</m:t>
-              </m:r>
-              <m:ctrlPr>
-                <w:rPr>
-                  <w:rFonts w:ascii="Cambria Math" w:hAnsi="Cambria Math"/>
-                  <w:sz w:val="21"/>
-                </w:rPr>
-              </m:ctrlPr>
-            </m:sub>
-          </m:sSub>
-          <m:r>
-            <m:rPr/>
-            <w:rPr>
-              <w:rFonts w:ascii="Cambria Math" w:hAnsi="Cambria Math"/>
-              <w:sz w:val="21"/>
-            </w:rPr>
-            <m:t>ρ+</m:t>
-          </m:r>
-          <m:r>
-            <m:rPr>
-              <m:sty m:val="p"/>
-            </m:rPr>
-            <w:rPr>
-              <w:rFonts w:ascii="Cambria Math" w:hAnsi="Cambria Math"/>
-              <w:sz w:val="21"/>
-            </w:rPr>
-            <m:t>∇</m:t>
-          </m:r>
-          <m:r>
-            <m:rPr/>
-            <w:rPr>
-              <w:rFonts w:ascii="Cambria Math" w:hAnsi="Cambria Math"/>
-              <w:sz w:val="21"/>
-            </w:rPr>
-            <m:t>⋅(ρv)=0</m:t>
-          </m:r>
-        </m:oMath>
-      </m:oMathPara>
-    </w:p>
-    <w:p>
-      <w:pPr>
-        <w:pStyle w:val="7"/>
-        <w:widowControl/>
-        <w:rPr>
-          <w:rFonts w:ascii="Arial" w:hAnsi="Arial" w:cs="Arial"/>
-          <w:sz w:val="21"/>
-          <w:szCs w:val="21"/>
-        </w:rPr>
-      </w:pPr>
-      <w:r>
-        <w:rPr>
-          <w:rFonts w:ascii="Arial" w:hAnsi="Arial" w:cs="Arial"/>
-          <w:sz w:val="21"/>
-          <w:szCs w:val="21"/>
-        </w:rPr>
-        <w:t>where</w:t>
-      </w:r>
-      <w:r>
-        <w:rPr>
-          <w:rFonts w:ascii="Arial" w:hAnsi="Arial" w:cs="Arial"/>
-        </w:rPr>
-        <w:t xml:space="preserve"> ρ</w:t>
-      </w:r>
-      <w:r>
-        <w:rPr>
-          <w:rFonts w:ascii="Arial" w:hAnsi="Arial" w:cs="Arial"/>
-          <w:sz w:val="21"/>
-          <w:szCs w:val="21"/>
-        </w:rPr>
-        <w:t xml:space="preserve"> represents pedestrian density and </w:t>
-      </w:r>
-      <w:r>
-        <w:rPr>
-          <w:rFonts w:ascii="Arial" w:hAnsi="Arial" w:cs="Arial"/>
-        </w:rPr>
-        <w:t>v</w:t>
-      </w:r>
-      <w:r>
-        <w:rPr>
-          <w:rFonts w:ascii="Arial" w:hAnsi="Arial" w:cs="Arial"/>
-          <w:sz w:val="21"/>
-          <w:szCs w:val="21"/>
-        </w:rPr>
-        <w:t xml:space="preserve"> represents velocity (Albi et al., 2020). </w:t>
-      </w:r>
-    </w:p>
-    <w:p>
-      <w:pPr>
-        <w:pStyle w:val="7"/>
-        <w:widowControl/>
-        <w:rPr>
-          <w:rFonts w:ascii="Arial" w:hAnsi="Arial" w:cs="Arial"/>
-          <w:sz w:val="21"/>
-          <w:szCs w:val="21"/>
-        </w:rPr>
-      </w:pPr>
-      <w:r>
-        <w:rPr>
-          <w:rFonts w:ascii="Arial" w:hAnsi="Arial" w:cs="Arial"/>
-          <w:sz w:val="21"/>
-          <w:szCs w:val="21"/>
-        </w:rPr>
-        <w:t>This equation describes how density evolves as pedestrians move through constrained spaces.Th</w:t>
-      </w:r>
-      <w:r>
-        <w:rPr>
-          <w:rFonts w:hint="eastAsia" w:ascii="Arial" w:hAnsi="Arial" w:cs="Arial"/>
-          <w:sz w:val="21"/>
-          <w:szCs w:val="21"/>
-        </w:rPr>
-        <w:t>is</w:t>
-      </w:r>
-      <w:r>
-        <w:rPr>
-          <w:rFonts w:ascii="Arial" w:hAnsi="Arial" w:cs="Arial"/>
-          <w:sz w:val="21"/>
-          <w:szCs w:val="21"/>
-        </w:rPr>
-        <w:t xml:space="preserve"> model provide</w:t>
-      </w:r>
-      <w:r>
-        <w:rPr>
-          <w:rFonts w:hint="eastAsia" w:ascii="Arial" w:hAnsi="Arial" w:cs="Arial"/>
-          <w:sz w:val="21"/>
-          <w:szCs w:val="21"/>
-        </w:rPr>
-        <w:t>s</w:t>
-      </w:r>
-      <w:r>
-        <w:rPr>
-          <w:rFonts w:ascii="Arial" w:hAnsi="Arial" w:cs="Arial"/>
-          <w:sz w:val="21"/>
-          <w:szCs w:val="21"/>
-        </w:rPr>
-        <w:t xml:space="preserve"> a theoretical framework for understanding how density accumulates and dissipates under different flow conditions.(Albi et al., 2020).</w:t>
-      </w:r>
-    </w:p>
-    <w:p>
-      <w:pPr>
-        <w:pStyle w:val="7"/>
-        <w:widowControl/>
-        <w:rPr>
-          <w:rFonts w:ascii="Arial" w:hAnsi="Arial" w:cs="Arial"/>
-          <w:sz w:val="21"/>
-          <w:szCs w:val="21"/>
-        </w:rPr>
-      </w:pPr>
-      <w:r>
-        <w:rPr>
-          <w:rFonts w:ascii="Arial" w:hAnsi="Arial" w:cs="Arial"/>
-          <w:sz w:val="21"/>
-          <w:szCs w:val="21"/>
-        </w:rPr>
-        <w:t>Comprehensive surveys of crowd modelling techniques highlight the breadth of available approaches, ranging from macroscopic flow models to microscopic and data-driven methods (Zitouni et al., 2016; Bahamid &amp; Mohd Ibrahim, 2022). While these studies advance understanding of pedestrian behaviour, they primarily emphasize modelling and analysis rather than operational optimization for routine transport settings.</w:t>
-      </w:r>
-    </w:p>
-    <w:p>
-      <w:pPr>
-        <w:pStyle w:val="4"/>
-        <w:widowControl/>
-        <w:rPr>
-          <w:rFonts w:hint="default" w:ascii="Arial" w:hAnsi="Arial" w:cs="Arial"/>
-        </w:rPr>
-      </w:pPr>
-      <w:r>
-        <w:rPr>
-          <w:rStyle w:val="10"/>
-          <w:rFonts w:hint="default" w:ascii="Arial" w:hAnsi="Arial" w:cs="Arial"/>
-          <w:b/>
-          <w:sz w:val="24"/>
-          <w:szCs w:val="24"/>
-        </w:rPr>
-        <w:t>2.4 Dynamic Flow Analysis and Performance Indicators</w:t>
-      </w:r>
-    </w:p>
-    <w:p>
-      <w:pPr>
-        <w:pStyle w:val="7"/>
-        <w:widowControl/>
-        <w:rPr>
-          <w:rFonts w:ascii="Arial" w:hAnsi="Arial" w:cs="Arial"/>
-          <w:sz w:val="21"/>
-          <w:szCs w:val="21"/>
-        </w:rPr>
-      </w:pPr>
-      <w:r>
-        <w:rPr>
-          <w:rFonts w:ascii="Arial" w:hAnsi="Arial" w:cs="Arial"/>
-          <w:sz w:val="21"/>
-          <w:szCs w:val="21"/>
-        </w:rPr>
-        <w:t>Recent research on transfer stations has introduced dynamic flow analysis frameworks that define mathematically measurable indicators for congestion and operational performance. Zhang et al. (2024) propose indicators such as passenger density, capacity usage, queue length, total time consumption, and maximum platform density to evaluate crowd management strategies in metro stations.</w:t>
-      </w:r>
-    </w:p>
-    <w:p>
-      <w:pPr>
-        <w:pStyle w:val="7"/>
-        <w:widowControl/>
-        <w:rPr>
-          <w:rFonts w:ascii="Arial" w:hAnsi="Arial" w:cs="Arial"/>
-          <w:sz w:val="21"/>
-          <w:szCs w:val="21"/>
-        </w:rPr>
-      </w:pPr>
-      <w:r>
-        <w:rPr>
-          <w:rFonts w:ascii="Arial" w:hAnsi="Arial" w:cs="Arial"/>
-          <w:sz w:val="21"/>
-          <w:szCs w:val="21"/>
-        </w:rPr>
-        <w:t>These indicators provide a quantitative basis for comparing different operational scenarios and assessing the effectiveness of congestion-mitigation measures. However, their application has largely been limited to case studies outside Singapore and has not been extensively integrated with empirical passenger-load data for MRT stations.</w:t>
-      </w:r>
-    </w:p>
-    <w:p>
-      <w:pPr>
-        <w:pStyle w:val="2"/>
-        <w:rPr>
-          <w:rFonts w:hint="default" w:ascii="Arial" w:hAnsi="Arial" w:cs="Arial"/>
-          <w:sz w:val="28"/>
-          <w:szCs w:val="28"/>
-        </w:rPr>
-      </w:pPr>
-      <w:r>
-        <w:rPr>
-          <w:rFonts w:hint="default" w:ascii="Arial" w:hAnsi="Arial" w:cs="Arial"/>
-          <w:sz w:val="28"/>
-          <w:szCs w:val="28"/>
-        </w:rPr>
-        <w:t>Research Aims, Objectives, and Questions</w:t>
-      </w:r>
-    </w:p>
-    <w:p>
-      <w:pPr>
-        <w:pStyle w:val="2"/>
-        <w:rPr>
-          <w:rFonts w:hint="default" w:ascii="Arial" w:hAnsi="Arial" w:cs="Arial"/>
-          <w:sz w:val="24"/>
-          <w:szCs w:val="24"/>
-        </w:rPr>
-      </w:pPr>
-      <w:r>
-        <w:rPr>
-          <w:rFonts w:hint="default" w:ascii="Arial" w:hAnsi="Arial" w:cs="Arial"/>
-          <w:sz w:val="24"/>
-          <w:szCs w:val="24"/>
-        </w:rPr>
-        <w:t>3.1 Research Aim</w:t>
-      </w:r>
-    </w:p>
-    <w:p>
-      <w:pPr>
-        <w:widowControl/>
-        <w:rPr>
-          <w:rFonts w:ascii="Arial" w:hAnsi="Arial" w:cs="Arial"/>
-          <w:szCs w:val="21"/>
-        </w:rPr>
-      </w:pPr>
-      <w:r>
-        <w:rPr>
-          <w:rFonts w:ascii="Arial" w:hAnsi="Arial" w:cs="Arial"/>
-          <w:szCs w:val="21"/>
-        </w:rPr>
-        <w:t>To develop and evaluate mathematically grounded operational strategies that reduce congestion and improve passenger-flow efficiency at Singapore’s busiest MRT stations.</w:t>
-      </w:r>
-    </w:p>
-    <w:p>
-      <w:pPr>
-        <w:pStyle w:val="2"/>
-        <w:rPr>
-          <w:rFonts w:hint="default" w:ascii="Arial" w:hAnsi="Arial" w:cs="Arial"/>
-          <w:sz w:val="24"/>
-          <w:szCs w:val="24"/>
-        </w:rPr>
-      </w:pPr>
-      <w:r>
-        <w:rPr>
-          <w:rFonts w:hint="default" w:ascii="Arial" w:hAnsi="Arial" w:cs="Arial"/>
-          <w:sz w:val="24"/>
-          <w:szCs w:val="24"/>
-        </w:rPr>
-        <w:t>3.2 Research Objectives</w:t>
-      </w:r>
-    </w:p>
-    <w:p>
-      <w:pPr>
-        <w:widowControl/>
-        <w:jc w:val="left"/>
-        <w:rPr>
-          <w:rFonts w:ascii="Arial" w:hAnsi="Arial" w:cs="Arial"/>
-          <w:szCs w:val="21"/>
-        </w:rPr>
-      </w:pPr>
-      <w:r>
-        <w:rPr>
-          <w:rFonts w:ascii="Arial" w:hAnsi="Arial" w:cs="Arial"/>
-          <w:szCs w:val="21"/>
-        </w:rPr>
-        <w:t>1. To justify the selection of high-congestion MRT stations using empirical passenger-load data (Tan, 2025);</w:t>
-      </w:r>
-    </w:p>
-    <w:p>
-      <w:pPr>
-        <w:widowControl/>
-        <w:jc w:val="left"/>
-        <w:rPr>
-          <w:rFonts w:ascii="Arial" w:hAnsi="Arial" w:cs="Arial"/>
-          <w:szCs w:val="21"/>
-        </w:rPr>
-      </w:pPr>
-      <w:r>
-        <w:rPr>
-          <w:rFonts w:ascii="Arial" w:hAnsi="Arial" w:cs="Arial"/>
-          <w:szCs w:val="21"/>
-        </w:rPr>
-        <w:t>2. To model congestion mechanisms using established queuing and crowd-flow formulations (Xu et al., 2014; Albi et al., 2020);</w:t>
-      </w:r>
-    </w:p>
-    <w:p>
-      <w:pPr>
-        <w:widowControl/>
-        <w:jc w:val="left"/>
-        <w:rPr>
-          <w:rFonts w:ascii="Arial" w:hAnsi="Arial" w:cs="Arial"/>
-          <w:szCs w:val="21"/>
-        </w:rPr>
-      </w:pPr>
-      <w:r>
-        <w:rPr>
-          <w:rFonts w:ascii="Arial" w:hAnsi="Arial" w:cs="Arial"/>
-          <w:szCs w:val="21"/>
-        </w:rPr>
-        <w:t>3. To design operational congestion-mitigation strategies grounded in mathematical models;</w:t>
-      </w:r>
-    </w:p>
-    <w:p>
-      <w:pPr>
-        <w:widowControl/>
-        <w:jc w:val="left"/>
-        <w:rPr>
-          <w:rFonts w:ascii="Arial" w:hAnsi="Arial" w:cs="Arial"/>
-          <w:szCs w:val="21"/>
-        </w:rPr>
-      </w:pPr>
-      <w:r>
-        <w:rPr>
-          <w:rFonts w:ascii="Arial" w:hAnsi="Arial" w:cs="Arial"/>
-          <w:szCs w:val="21"/>
-        </w:rPr>
-        <w:t>4. To quantitatively evaluate the effectiveness of these strategies using established performance indicators (Zhang et al., 2024).</w:t>
-      </w:r>
-    </w:p>
-    <w:p>
-      <w:pPr>
-        <w:pStyle w:val="2"/>
-        <w:rPr>
-          <w:rFonts w:hint="default" w:ascii="Arial" w:hAnsi="Arial" w:cs="Arial"/>
-          <w:sz w:val="24"/>
-          <w:szCs w:val="24"/>
-        </w:rPr>
-      </w:pPr>
-      <w:r>
-        <w:rPr>
-          <w:rFonts w:hint="default" w:ascii="Arial" w:hAnsi="Arial" w:cs="Arial"/>
-          <w:sz w:val="24"/>
-          <w:szCs w:val="24"/>
-        </w:rPr>
-        <w:t>3.3 Research Questions</w:t>
-      </w:r>
-    </w:p>
-    <w:p>
-      <w:pPr>
-        <w:widowControl/>
-        <w:jc w:val="left"/>
-        <w:rPr>
-          <w:rFonts w:ascii="Arial" w:hAnsi="Arial" w:cs="Arial"/>
-          <w:szCs w:val="21"/>
-        </w:rPr>
-      </w:pPr>
-      <w:r>
-        <w:rPr>
-          <w:rFonts w:ascii="Arial" w:hAnsi="Arial" w:cs="Arial"/>
-          <w:szCs w:val="21"/>
-        </w:rPr>
-        <w:t>1. How do passenger arrival rates and bottlenecks contribute to congestion at high-load MRT stations?</w:t>
-      </w:r>
-    </w:p>
-    <w:p>
-      <w:pPr>
-        <w:widowControl/>
-        <w:jc w:val="left"/>
-        <w:rPr>
-          <w:rFonts w:ascii="Arial" w:hAnsi="Arial" w:cs="Arial"/>
-          <w:szCs w:val="21"/>
-        </w:rPr>
-      </w:pPr>
-      <w:r>
-        <w:rPr>
-          <w:rFonts w:ascii="Arial" w:hAnsi="Arial" w:cs="Arial"/>
-          <w:szCs w:val="21"/>
-        </w:rPr>
-        <w:t>2. Can mathematical passenger-flow models inform effective operational congestion-mitigation strategies?</w:t>
-      </w:r>
-    </w:p>
-    <w:p>
-      <w:pPr>
-        <w:widowControl/>
-        <w:jc w:val="left"/>
-        <w:rPr>
-          <w:rFonts w:ascii="Arial" w:hAnsi="Arial" w:cs="Arial"/>
-          <w:szCs w:val="21"/>
-        </w:rPr>
-      </w:pPr>
-      <w:r>
-        <w:rPr>
-          <w:rFonts w:ascii="Arial" w:hAnsi="Arial" w:cs="Arial"/>
-          <w:szCs w:val="21"/>
-        </w:rPr>
-        <w:t>3. How do optimized operations compare with existing configurations in terms of congestion indicators?</w:t>
-      </w:r>
-    </w:p>
-    <w:p>
-      <w:pPr>
-        <w:pStyle w:val="2"/>
-        <w:rPr>
-          <w:rFonts w:hint="default" w:ascii="Arial" w:hAnsi="Arial" w:cs="Arial"/>
-          <w:sz w:val="28"/>
-          <w:szCs w:val="28"/>
-        </w:rPr>
-      </w:pPr>
-      <w:r>
-        <w:rPr>
-          <w:rFonts w:hint="default" w:ascii="Arial" w:hAnsi="Arial" w:cs="Arial"/>
-          <w:sz w:val="28"/>
-          <w:szCs w:val="28"/>
-        </w:rPr>
-        <w:t>Research Design and Methodology</w:t>
-      </w:r>
-    </w:p>
-    <w:p>
-      <w:pPr>
-        <w:pStyle w:val="7"/>
-        <w:widowControl/>
-        <w:rPr>
-          <w:rStyle w:val="10"/>
-          <w:rFonts w:ascii="Arial" w:hAnsi="Arial" w:cs="Arial"/>
-        </w:rPr>
-      </w:pPr>
-      <w:r>
-        <w:rPr>
-          <w:rStyle w:val="10"/>
-          <w:rFonts w:ascii="Arial" w:hAnsi="Arial" w:cs="Arial"/>
-        </w:rPr>
-        <w:t>4.</w:t>
-      </w:r>
-      <w:r>
-        <w:rPr>
-          <w:rStyle w:val="10"/>
-          <w:rFonts w:hint="eastAsia" w:ascii="Arial" w:hAnsi="Arial" w:cs="Arial"/>
-        </w:rPr>
-        <w:t>1</w:t>
-      </w:r>
-      <w:r>
-        <w:rPr>
-          <w:rStyle w:val="10"/>
-          <w:rFonts w:ascii="Arial" w:hAnsi="Arial" w:cs="Arial"/>
-        </w:rPr>
-        <w:t xml:space="preserve"> </w:t>
-      </w:r>
-      <w:r>
-        <w:rPr>
-          <w:rStyle w:val="10"/>
-          <w:rFonts w:hint="eastAsia" w:ascii="Arial" w:hAnsi="Arial" w:cs="Arial"/>
-        </w:rPr>
-        <w:t>Field Visit</w:t>
+      </w:pPr>
+      <w:r>
+        <w:rPr>
+          <w:rFonts w:hint="default" w:ascii="Arial" w:hAnsi="Arial" w:eastAsia="Segoe UI" w:cs="Arial"/>
+          <w:b w:val="0"/>
+          <w:bCs w:val="0"/>
+          <w:i w:val="0"/>
+          <w:iCs w:val="0"/>
+          <w:caps w:val="0"/>
+          <w:color w:val="auto"/>
+          <w:spacing w:val="0"/>
+          <w:sz w:val="21"/>
+          <w:szCs w:val="21"/>
+          <w:bdr w:val="none" w:color="auto" w:sz="0" w:space="0"/>
+          <w:shd w:val="clear" w:fill="FFFFFF"/>
+          <w:vertAlign w:val="baseline"/>
+          <w:lang w:val="en-US"/>
+        </w:rPr>
+        <w:t>The difference could be computed and compared to</w:t>
+      </w:r>
+      <w:r>
+        <w:rPr>
+          <w:rFonts w:hint="default" w:ascii="Arial" w:hAnsi="Arial" w:eastAsia="Segoe UI" w:cs="Arial"/>
+          <w:b w:val="0"/>
+          <w:bCs w:val="0"/>
+          <w:i w:val="0"/>
+          <w:iCs w:val="0"/>
+          <w:caps w:val="0"/>
+          <w:color w:val="auto"/>
+          <w:spacing w:val="0"/>
+          <w:sz w:val="21"/>
+          <w:szCs w:val="21"/>
+          <w:bdr w:val="none" w:color="auto" w:sz="0" w:space="0"/>
+          <w:shd w:val="clear" w:fill="FFFFFF"/>
+          <w:vertAlign w:val="baseline"/>
+          <w:lang w:eastAsia="zh-CN"/>
+        </w:rPr>
+        <w:t> </w:t>
+      </w:r>
+      <w:r>
+        <w:rPr>
+          <w:rFonts w:hint="default" w:ascii="Arial" w:hAnsi="Arial" w:eastAsia="Segoe UI" w:cs="Arial"/>
+          <w:b w:val="0"/>
+          <w:bCs w:val="0"/>
+          <w:i w:val="0"/>
+          <w:iCs w:val="0"/>
+          <w:caps w:val="0"/>
+          <w:color w:val="auto"/>
+          <w:spacing w:val="0"/>
+          <w:sz w:val="21"/>
+          <w:szCs w:val="21"/>
+          <w:bdr w:val="none" w:color="auto" w:sz="0" w:space="0"/>
+          <w:shd w:val="clear" w:fill="FFFFFF"/>
+          <w:vertAlign w:val="baseline"/>
+          <w:lang w:val="en-US"/>
+        </w:rPr>
+        <w:t>prove the severity of congestion.</w:t>
+      </w:r>
+      <w:r>
+        <w:rPr>
+          <w:rFonts w:hint="default" w:ascii="Arial" w:hAnsi="Arial" w:eastAsia="Segoe UI" w:cs="Arial"/>
+          <w:b w:val="0"/>
+          <w:bCs w:val="0"/>
+          <w:i w:val="0"/>
+          <w:iCs w:val="0"/>
+          <w:caps w:val="0"/>
+          <w:color w:val="auto"/>
+          <w:spacing w:val="0"/>
+          <w:sz w:val="21"/>
+          <w:szCs w:val="21"/>
+          <w:bdr w:val="none" w:color="auto" w:sz="0" w:space="0"/>
+          <w:shd w:val="clear" w:fill="FFFFFF"/>
+          <w:vertAlign w:val="baseline"/>
+        </w:rPr>
+        <w:t> </w:t>
       </w:r>
     </w:p>
     <w:p>
@@ -1181,59 +1273,37 @@
         <w:spacing w:before="100" w:beforeAutospacing="1" w:after="100" w:afterAutospacing="1"/>
         <w:jc w:val="left"/>
         <w:rPr>
+          <w:rStyle w:val="10"/>
+          <w:rFonts w:ascii="Arial" w:hAnsi="Arial" w:cs="Arial"/>
+          <w:sz w:val="24"/>
+        </w:rPr>
+      </w:pPr>
+      <w:r>
+        <w:rPr>
           <w:rFonts w:ascii="Arial" w:hAnsi="Arial" w:cs="Arial"/>
           <w:kern w:val="0"/>
           <w:szCs w:val="21"/>
           <w:lang w:bidi="ar"/>
         </w:rPr>
-      </w:pPr>
-      <w:r>
-        <w:rPr>
-          <w:rFonts w:ascii="Arial" w:hAnsi="Arial" w:cs="Arial"/>
+        <w:t>This station</w:t>
+      </w:r>
+      <w:r>
+        <w:rPr>
+          <w:rFonts w:hint="default" w:ascii="Arial" w:hAnsi="Arial" w:cs="Arial"/>
           <w:kern w:val="0"/>
           <w:szCs w:val="21"/>
+          <w:lang w:val="en-US" w:bidi="ar"/>
+        </w:rPr>
+        <w:t>, as observation subject</w:t>
+      </w:r>
+      <w:r>
+        <w:rPr>
+          <w:rFonts w:ascii="Arial" w:hAnsi="Arial" w:cs="Arial"/>
+          <w:kern w:val="0"/>
+          <w:szCs w:val="21"/>
           <w:lang w:bidi="ar"/>
         </w:rPr>
-        <w:t xml:space="preserve">To complement the theoretical modelling framework and verify the practical relevance of the research problem, a field visit </w:t>
-      </w:r>
-      <w:r>
-        <w:rPr>
-          <w:rFonts w:hint="eastAsia" w:ascii="Arial" w:hAnsi="Arial" w:cs="Arial"/>
-          <w:kern w:val="0"/>
-          <w:szCs w:val="21"/>
-          <w:lang w:bidi="ar"/>
-        </w:rPr>
-        <w:t>will be</w:t>
-      </w:r>
-      <w:r>
-        <w:rPr>
-          <w:rFonts w:ascii="Arial" w:hAnsi="Arial" w:cs="Arial"/>
-          <w:kern w:val="0"/>
-          <w:szCs w:val="21"/>
-          <w:lang w:bidi="ar"/>
-        </w:rPr>
-        <w:t xml:space="preserve"> conducted at selected MRT stations during peak commuting periods. The purpose of the field visit is to observe real passenger-flow patterns, identify potential congestion points, and compare these observations with the congestion mechanisms suggested by previous research.</w:t>
-      </w:r>
-    </w:p>
-    <w:p>
-      <w:pPr>
-        <w:widowControl/>
-        <w:spacing w:before="100" w:beforeAutospacing="1" w:after="100" w:afterAutospacing="1"/>
-        <w:jc w:val="left"/>
-        <w:rPr>
-          <w:rStyle w:val="10"/>
-          <w:rFonts w:ascii="Arial" w:hAnsi="Arial" w:cs="Arial"/>
-          <w:sz w:val="24"/>
-        </w:rPr>
-      </w:pPr>
-      <w:r>
-        <w:rPr>
-          <w:rFonts w:ascii="Arial" w:hAnsi="Arial" w:cs="Arial"/>
-          <w:kern w:val="0"/>
-          <w:szCs w:val="21"/>
-          <w:lang w:bidi="ar"/>
-        </w:rPr>
-        <w:t>Observations could be carried out at Raffles Place MRT stations during both morning and evening peak hours. This station is selected because passenger-load data indicates that it consistently experience some of the highest ridership levels in the MRT network (Tan, 2025). Besides, with its central location next to CBD area and essential function as the joint point of East West Line and North South Line, Raffles Place stands out as a ideal target for congestion optimization.</w:t>
+        <w:t xml:space="preserve"> is selected because passenger-load data indicates that it consistently experience some of the highest ridership levels in the MRT network (Tan, 2025). Besides, with its central location next to CBD area and essential function as the joint point of East West Line and North South Line, Raffles Place stands out as a ideal target for congestion optimization.</w:t>
       </w:r>
     </w:p>
     <w:p>
@@ -3465,7 +3535,135 @@
         <w:rPr>
           <w:rFonts w:ascii="Arial" w:hAnsi="Arial" w:cs="Arial"/>
         </w:rPr>
-        <w:t xml:space="preserve">To refine the proposed operational strategies, this study integrates high-fidelity 3D architectural modeling with multi-agent algorithmic simulations. Utilizing Rhino 7, multi-layered spatial digital twins of Jurong East, Raffles Place, and Tanjong Pagar are reconstructed based on physical layout characteristics. These models are processed via AnyLogic 8.9, where crowd dynamics conservation principles are applied to simulate real-time passenger trajectories. This "visual observation" methodology facilitates the identification of localized structural bottlenecks that purely analytical models may overlook. By iteratively testing interventions—such as time-based escalator direction control—within the simulated environment, the impact on total travel time </w:t>
+        <w:t xml:space="preserve">To refine the proposed operational strategies, this study integrates high-fidelity 3D architectural modeling with multi-agent algorithmic simulations. </w:t>
+      </w:r>
+      <w:r>
+        <w:rPr>
+          <w:rFonts w:hint="default" w:ascii="Arial" w:hAnsi="Arial" w:cs="Arial"/>
+          <w:lang w:val="en-US"/>
+        </w:rPr>
+        <w:t>In modeling,</w:t>
+      </w:r>
+      <w:r>
+        <w:rPr>
+          <w:rFonts w:ascii="Arial" w:hAnsi="Arial" w:cs="Arial"/>
+        </w:rPr>
+        <w:t xml:space="preserve"> </w:t>
+      </w:r>
+      <w:r>
+        <w:rPr>
+          <w:rFonts w:hint="default" w:ascii="Arial" w:hAnsi="Arial" w:cs="Arial"/>
+          <w:lang w:val="en-US"/>
+        </w:rPr>
+        <w:t xml:space="preserve">stations </w:t>
+      </w:r>
+      <w:r>
+        <w:rPr>
+          <w:rFonts w:ascii="Arial" w:hAnsi="Arial" w:cs="Arial"/>
+        </w:rPr>
+        <w:t xml:space="preserve">are reconstructed based on physical layout characteristics. These models are processed via AnyLogic 8.9, </w:t>
+      </w:r>
+      <w:r>
+        <w:rPr>
+          <w:rFonts w:ascii="Arial" w:hAnsi="Arial" w:eastAsia="宋体" w:cs="Arial"/>
+          <w:i w:val="0"/>
+          <w:iCs w:val="0"/>
+          <w:caps w:val="0"/>
+          <w:color w:val="000000"/>
+          <w:spacing w:val="0"/>
+          <w:sz w:val="21"/>
+          <w:szCs w:val="21"/>
+          <w:bdr w:val="none" w:color="auto" w:sz="0" w:space="0"/>
+          <w:shd w:val="clear" w:fill="FFFFFF"/>
+          <w:lang w:val="en-US"/>
+        </w:rPr>
+        <w:t>where crowd dynamics conservation principles are applied to simulate real-time passenger trajectories</w:t>
+      </w:r>
+      <w:r>
+        <w:rPr>
+          <w:rFonts w:hint="default" w:ascii="Arial" w:hAnsi="Arial" w:eastAsia="宋体" w:cs="Arial"/>
+          <w:i w:val="0"/>
+          <w:iCs w:val="0"/>
+          <w:caps w:val="0"/>
+          <w:color w:val="000000"/>
+          <w:spacing w:val="0"/>
+          <w:sz w:val="21"/>
+          <w:szCs w:val="21"/>
+          <w:bdr w:val="none" w:color="auto" w:sz="0" w:space="0"/>
+          <w:shd w:val="clear" w:fill="FFFFFF"/>
+          <w:lang w:val="en-US"/>
+        </w:rPr>
+        <w:t> (Zhang</w:t>
+      </w:r>
+      <w:r>
+        <w:rPr>
+          <w:rFonts w:hint="default" w:ascii="Arial" w:hAnsi="Arial" w:eastAsia="宋体" w:cs="Arial"/>
+          <w:i w:val="0"/>
+          <w:iCs w:val="0"/>
+          <w:caps w:val="0"/>
+          <w:color w:val="000000"/>
+          <w:spacing w:val="0"/>
+          <w:sz w:val="21"/>
+          <w:szCs w:val="21"/>
+          <w:bdr w:val="none" w:color="auto" w:sz="0" w:space="0"/>
+          <w:shd w:val="clear" w:fill="FFFFFF"/>
+          <w:lang w:eastAsia="zh-CN"/>
+        </w:rPr>
+        <w:t> </w:t>
+      </w:r>
+      <w:r>
+        <w:rPr>
+          <w:rFonts w:hint="default" w:ascii="Arial" w:hAnsi="Arial" w:eastAsia="宋体" w:cs="Arial"/>
+          <w:i w:val="0"/>
+          <w:iCs w:val="0"/>
+          <w:caps w:val="0"/>
+          <w:color w:val="000000"/>
+          <w:spacing w:val="0"/>
+          <w:sz w:val="21"/>
+          <w:szCs w:val="21"/>
+          <w:bdr w:val="none" w:color="auto" w:sz="0" w:space="0"/>
+          <w:shd w:val="clear" w:fill="FFFFFF"/>
+          <w:lang w:val="en-US"/>
+        </w:rPr>
+        <w:t>et al.,</w:t>
+      </w:r>
+      <w:r>
+        <w:rPr>
+          <w:rFonts w:hint="default" w:ascii="Arial" w:hAnsi="Arial" w:eastAsia="宋体" w:cs="Arial"/>
+          <w:i w:val="0"/>
+          <w:iCs w:val="0"/>
+          <w:caps w:val="0"/>
+          <w:color w:val="000000"/>
+          <w:spacing w:val="0"/>
+          <w:sz w:val="21"/>
+          <w:szCs w:val="21"/>
+          <w:bdr w:val="none" w:color="auto" w:sz="0" w:space="0"/>
+          <w:shd w:val="clear" w:fill="FFFFFF"/>
+          <w:lang w:eastAsia="zh-CN"/>
+        </w:rPr>
+        <w:t> </w:t>
+      </w:r>
+      <w:r>
+        <w:rPr>
+          <w:rFonts w:hint="default" w:ascii="Arial" w:hAnsi="Arial" w:eastAsia="宋体" w:cs="Arial"/>
+          <w:i w:val="0"/>
+          <w:iCs w:val="0"/>
+          <w:caps w:val="0"/>
+          <w:color w:val="000000"/>
+          <w:spacing w:val="0"/>
+          <w:sz w:val="21"/>
+          <w:szCs w:val="21"/>
+          <w:bdr w:val="none" w:color="auto" w:sz="0" w:space="0"/>
+          <w:shd w:val="clear" w:fill="FFFFFF"/>
+          <w:lang w:val="en-US"/>
+        </w:rPr>
+        <w:t>2024)</w:t>
+      </w:r>
+      <w:r>
+        <w:rPr>
+          <w:rFonts w:ascii="Arial" w:hAnsi="Arial" w:cs="Arial"/>
+        </w:rPr>
+        <w:t xml:space="preserve">. This "visual observation" methodology facilitates the identification of localized structural bottlenecks that purely analytical models may overlook. By iteratively testing interventions—such as time-based escalator direction control—within the simulated environment, the impact on total travel time </w:t>
       </w:r>
       <m:oMath>
         <m:sSub>
@@ -3673,28 +3871,6 @@
         <w:widowControl/>
         <w:spacing w:before="0" w:after="0"/>
         <w:textAlignment w:val="baseline"/>
-      </w:pPr>
-      <w:r>
-        <w:rPr>
-          <w:rFonts w:ascii="Arial" w:hAnsi="Arial" w:eastAsia="Segoe UI" w:cs="Arial"/>
-          <w:sz w:val="21"/>
-          <w:szCs w:val="21"/>
-          <w:shd w:val="clear" w:color="auto" w:fill="FFFFFF"/>
-        </w:rPr>
-        <w:t>This study, however, has several potential limitations. The most significant is that the mathematical model may not fully reflect real-world conditions, as certain factors may be overlooked or oversimplified. Another limitation is that the proposed optimization method is specifically designed for a single MRT station and may not be directly applicable on a larger scale. Nevertheless, the methodological framework underlying the optimization approach can be extended to other stations, thereby benefiting the overall MRT system. </w:t>
-      </w:r>
-    </w:p>
-    <w:p>
-      <w:pPr>
-        <w:pStyle w:val="3"/>
-        <w:widowControl/>
-        <w:rPr>
-          <w:rFonts w:hint="default" w:ascii="Arial" w:hAnsi="Arial" w:cs="Arial"/>
-          <w:sz w:val="28"/>
-          <w:szCs w:val="28"/>
-        </w:rPr>
-      </w:pPr>
-      <w:r>
         <w:rPr>
           <w:rStyle w:val="10"/>
           <w:rFonts w:hint="default" w:ascii="Arial" w:hAnsi="Arial" w:cs="Arial"/>
@@ -3702,26 +3878,28 @@
           <w:sz w:val="28"/>
           <w:szCs w:val="28"/>
         </w:rPr>
-        <w:t>Conclusion</w:t>
-      </w:r>
-    </w:p>
-    <w:p>
-      <w:pPr>
-        <w:rPr>
-          <w:rFonts w:ascii="Arial" w:hAnsi="Arial" w:cs="Arial"/>
-        </w:rPr>
-      </w:pPr>
-      <w:r>
-        <w:rPr>
-          <w:rFonts w:ascii="Arial" w:hAnsi="Arial" w:cs="Arial"/>
-        </w:rPr>
-        <w:t>This proposal outlines a mathematically grounded approach to MRT congestion mitigation that integrates empirical passenger-load data, established passenger-flow models, and operational strategies. By focusing on Singapore’s busiest MRT stations and evaluating interventions using quantitative indicators, the study aims to bridge the gap between theoretical congestion analysis and practical station operations.</w:t>
+      </w:pPr>
+      <w:r>
+        <w:rPr>
+          <w:rFonts w:ascii="Arial" w:hAnsi="Arial" w:eastAsia="Segoe UI" w:cs="Arial"/>
+          <w:sz w:val="21"/>
+          <w:szCs w:val="21"/>
+          <w:shd w:val="clear" w:color="auto" w:fill="FFFFFF"/>
+        </w:rPr>
+        <w:t>This study, however, has several potential limitations. The most significant is that the mathematical model may not fully reflect real-world conditions, as certain factors may be overlooked or oversimplified. Another limitation is that the proposed optimization method is specifically designed for a single MRT station and may not be directly applicable on a larger scale. Nevertheless, the methodological framework underlying the optimization approach can be extended to other stations, thereby benefiting the overall MRT system. </w:t>
       </w:r>
     </w:p>
     <w:p>
       <w:pPr>
         <w:pStyle w:val="3"/>
         <w:widowControl/>
+        <w:rPr>
+          <w:rFonts w:hint="default" w:ascii="Arial" w:hAnsi="Arial" w:cs="Arial"/>
+          <w:sz w:val="28"/>
+          <w:szCs w:val="28"/>
+        </w:rPr>
+      </w:pPr>
+      <w:r>
         <w:rPr>
           <w:rStyle w:val="10"/>
           <w:rFonts w:hint="default" w:ascii="Arial" w:hAnsi="Arial" w:cs="Arial"/>
@@ -3729,12 +3907,24 @@
           <w:sz w:val="28"/>
           <w:szCs w:val="28"/>
         </w:rPr>
-      </w:pPr>
-    </w:p>
-    <w:p>
-      <w:pPr>
-        <w:pStyle w:val="3"/>
-        <w:widowControl/>
+        <w:t>Conclusion</w:t>
+      </w:r>
+    </w:p>
+    <w:p>
+      <w:pPr>
+        <w:rPr>
+          <w:rFonts w:ascii="Arial" w:hAnsi="Arial" w:cs="Arial"/>
+        </w:rPr>
+      </w:pPr>
+      <w:r>
+        <w:rPr>
+          <w:rFonts w:ascii="Arial" w:hAnsi="Arial" w:cs="Arial"/>
+        </w:rPr>
+        <w:t>This proposal outlines a mathematically grounded approach to MRT congestion mitigation that integrates empirical passenger-load data, established passenger-flow models, and operational strategies. By focusing on Singapore’s busiest MRT stations and evaluating interventions using quantitative indicators, the study aims to bridge the gap between theoretical congestion analysis and practical station operations.</w:t>
+      </w:r>
+    </w:p>
+    <w:p>
+      <w:pPr>
         <w:rPr>
           <w:rStyle w:val="10"/>
           <w:rFonts w:hint="default" w:ascii="Arial" w:hAnsi="Arial" w:cs="Arial"/>
@@ -3746,8 +3936,6 @@
     </w:p>
     <w:p>
       <w:pPr>
-        <w:pStyle w:val="3"/>
-        <w:widowControl/>
         <w:rPr>
           <w:rStyle w:val="10"/>
           <w:rFonts w:hint="default" w:ascii="Arial" w:hAnsi="Arial" w:cs="Arial"/>
@@ -3759,8 +3947,6 @@
     </w:p>
     <w:p>
       <w:pPr>
-        <w:pStyle w:val="3"/>
-        <w:widowControl/>
         <w:rPr>
           <w:rStyle w:val="10"/>
           <w:rFonts w:hint="default" w:ascii="Arial" w:hAnsi="Arial" w:cs="Arial"/>
@@ -3772,8 +3958,6 @@
     </w:p>
     <w:p>
       <w:pPr>
-        <w:pStyle w:val="3"/>
-        <w:widowControl/>
         <w:rPr>
           <w:rStyle w:val="10"/>
           <w:rFonts w:hint="default" w:ascii="Arial" w:hAnsi="Arial" w:cs="Arial"/>
@@ -3785,14 +3969,201 @@
     </w:p>
     <w:p>
       <w:pPr>
-        <w:pStyle w:val="3"/>
-        <w:widowControl/>
-        <w:rPr>
-          <w:rFonts w:hint="default" w:ascii="Arial" w:hAnsi="Arial" w:cs="Arial"/>
+        <w:rPr>
+          <w:rStyle w:val="10"/>
+          <w:rFonts w:hint="default" w:ascii="Arial" w:hAnsi="Arial" w:cs="Arial"/>
+          <w:b/>
           <w:sz w:val="28"/>
           <w:szCs w:val="28"/>
         </w:rPr>
       </w:pPr>
+    </w:p>
+    <w:p>
+      <w:pPr>
+        <w:rPr>
+          <w:rStyle w:val="10"/>
+          <w:rFonts w:hint="default" w:ascii="Arial" w:hAnsi="Arial" w:cs="Arial"/>
+          <w:b/>
+          <w:sz w:val="28"/>
+          <w:szCs w:val="28"/>
+        </w:rPr>
+      </w:pPr>
+    </w:p>
+    <w:p>
+      <w:pPr>
+        <w:rPr>
+          <w:rStyle w:val="10"/>
+          <w:rFonts w:hint="default" w:ascii="Arial" w:hAnsi="Arial" w:cs="Arial"/>
+          <w:b/>
+          <w:sz w:val="28"/>
+          <w:szCs w:val="28"/>
+        </w:rPr>
+      </w:pPr>
+    </w:p>
+    <w:p>
+      <w:pPr>
+        <w:rPr>
+          <w:rStyle w:val="10"/>
+          <w:rFonts w:hint="default" w:ascii="Arial" w:hAnsi="Arial" w:cs="Arial"/>
+          <w:b/>
+          <w:sz w:val="28"/>
+          <w:szCs w:val="28"/>
+        </w:rPr>
+      </w:pPr>
+    </w:p>
+    <w:p>
+      <w:pPr>
+        <w:rPr>
+          <w:rStyle w:val="10"/>
+          <w:rFonts w:hint="default" w:ascii="Arial" w:hAnsi="Arial" w:cs="Arial"/>
+          <w:b/>
+          <w:sz w:val="28"/>
+          <w:szCs w:val="28"/>
+        </w:rPr>
+      </w:pPr>
+    </w:p>
+    <w:p>
+      <w:pPr>
+        <w:rPr>
+          <w:rStyle w:val="10"/>
+          <w:rFonts w:hint="default" w:ascii="Arial" w:hAnsi="Arial" w:cs="Arial"/>
+          <w:b/>
+          <w:sz w:val="28"/>
+          <w:szCs w:val="28"/>
+        </w:rPr>
+      </w:pPr>
+    </w:p>
+    <w:p>
+      <w:pPr>
+        <w:rPr>
+          <w:rStyle w:val="10"/>
+          <w:rFonts w:hint="default" w:ascii="Arial" w:hAnsi="Arial" w:cs="Arial"/>
+          <w:b/>
+          <w:sz w:val="28"/>
+          <w:szCs w:val="28"/>
+        </w:rPr>
+      </w:pPr>
+    </w:p>
+    <w:p>
+      <w:pPr>
+        <w:rPr>
+          <w:rStyle w:val="10"/>
+          <w:rFonts w:hint="default" w:ascii="Arial" w:hAnsi="Arial" w:cs="Arial"/>
+          <w:b/>
+          <w:sz w:val="28"/>
+          <w:szCs w:val="28"/>
+        </w:rPr>
+      </w:pPr>
+    </w:p>
+    <w:p>
+      <w:pPr>
+        <w:rPr>
+          <w:rStyle w:val="10"/>
+          <w:rFonts w:hint="default" w:ascii="Arial" w:hAnsi="Arial" w:cs="Arial"/>
+          <w:b/>
+          <w:sz w:val="28"/>
+          <w:szCs w:val="28"/>
+        </w:rPr>
+      </w:pPr>
+    </w:p>
+    <w:p>
+      <w:pPr>
+        <w:rPr>
+          <w:rStyle w:val="10"/>
+          <w:rFonts w:hint="default" w:ascii="Arial" w:hAnsi="Arial" w:cs="Arial"/>
+          <w:b/>
+          <w:sz w:val="28"/>
+          <w:szCs w:val="28"/>
+        </w:rPr>
+      </w:pPr>
+    </w:p>
+    <w:p>
+      <w:pPr>
+        <w:rPr>
+          <w:rStyle w:val="10"/>
+          <w:rFonts w:hint="default" w:ascii="Arial" w:hAnsi="Arial" w:cs="Arial"/>
+          <w:b/>
+          <w:sz w:val="28"/>
+          <w:szCs w:val="28"/>
+        </w:rPr>
+      </w:pPr>
+    </w:p>
+    <w:p>
+      <w:pPr>
+        <w:rPr>
+          <w:rStyle w:val="10"/>
+          <w:rFonts w:hint="default" w:ascii="Arial" w:hAnsi="Arial" w:cs="Arial"/>
+          <w:b/>
+          <w:sz w:val="28"/>
+          <w:szCs w:val="28"/>
+        </w:rPr>
+      </w:pPr>
+    </w:p>
+    <w:p>
+      <w:pPr>
+        <w:rPr>
+          <w:rStyle w:val="10"/>
+          <w:rFonts w:hint="default" w:ascii="Arial" w:hAnsi="Arial" w:cs="Arial"/>
+          <w:b/>
+          <w:sz w:val="28"/>
+          <w:szCs w:val="28"/>
+        </w:rPr>
+      </w:pPr>
+    </w:p>
+    <w:p>
+      <w:pPr>
+        <w:rPr>
+          <w:rStyle w:val="10"/>
+          <w:rFonts w:hint="default" w:ascii="Arial" w:hAnsi="Arial" w:cs="Arial"/>
+          <w:b/>
+          <w:sz w:val="28"/>
+          <w:szCs w:val="28"/>
+        </w:rPr>
+      </w:pPr>
+    </w:p>
+    <w:p>
+      <w:pPr>
+        <w:rPr>
+          <w:rStyle w:val="10"/>
+          <w:rFonts w:hint="default" w:ascii="Arial" w:hAnsi="Arial" w:cs="Arial"/>
+          <w:b/>
+          <w:sz w:val="28"/>
+          <w:szCs w:val="28"/>
+        </w:rPr>
+      </w:pPr>
+    </w:p>
+    <w:p>
+      <w:pPr>
+        <w:rPr>
+          <w:rStyle w:val="10"/>
+          <w:rFonts w:hint="default" w:ascii="Arial" w:hAnsi="Arial" w:cs="Arial"/>
+          <w:b/>
+          <w:sz w:val="28"/>
+          <w:szCs w:val="28"/>
+        </w:rPr>
+      </w:pPr>
+    </w:p>
+    <w:p>
+      <w:pPr>
+        <w:rPr>
+          <w:rStyle w:val="10"/>
+          <w:rFonts w:hint="default" w:ascii="Arial" w:hAnsi="Arial" w:cs="Arial"/>
+          <w:b/>
+          <w:sz w:val="28"/>
+          <w:szCs w:val="28"/>
+        </w:rPr>
+      </w:pPr>
+    </w:p>
+    <w:p>
+      <w:pPr>
+        <w:rPr>
+          <w:rFonts w:hint="default" w:ascii="Arial" w:hAnsi="Arial" w:cs="Arial"/>
+          <w:sz w:val="28"/>
+          <w:szCs w:val="28"/>
+        </w:rPr>
+      </w:pPr>
+      <w:bookmarkStart w:id="0" w:name="_GoBack"/>
+      <w:bookmarkEnd w:id="0"/>
       <w:r>
         <w:rPr>
           <w:rStyle w:val="10"/>
